--- a/IEEE_Paper_Krishnendu_Arav.docx
+++ b/IEEE_Paper_Krishnendu_Arav.docx
@@ -23,9 +23,9 @@
       <w:r>
         <w:rPr>
           <w:rFonts w:ascii="Times New Roman" w:hAnsi="Times New Roman"/>
-          <w:sz w:val="44"/>
+          <w:sz w:val="40"/>
         </w:rPr>
-        <w:t>Green-Surrogate Assisted Multi-Objective Optimization and Multivariate Fault Monitoring of a Coastal Hybrid Wind–Solar–PEM Green Hydrogen Plant under Meteorological Uncertainty</w:t>
+        <w:t>Physics-Guided Surrogate Optimization and Load-Compensated Multivariate Fault Monitoring of a Coastal Hybrid Wind–Solar–PEM Green Hydrogen Plant under Multi-Year Meteorological Uncertainty</w:t>
       </w:r>
     </w:p>
     <w:tbl>
@@ -45,7 +45,7 @@
           </w:tcPr>
           <w:p>
             <w:pPr>
-              <w:spacing w:after="200"/>
+              <w:spacing w:after="160"/>
               <w:jc w:val="center"/>
             </w:pPr>
             <w:r>
@@ -60,7 +60,7 @@
               <w:rPr>
                 <w:rFonts w:ascii="Times New Roman" w:hAnsi="Times New Roman"/>
                 <w:i/>
-                <w:sz w:val="20"/>
+                <w:sz w:val="19"/>
               </w:rPr>
               <w:t>Department of Computer Science and Engineering</w:t>
               <w:br/>
@@ -69,7 +69,7 @@
               <w:rPr>
                 <w:rFonts w:ascii="Times New Roman" w:hAnsi="Times New Roman"/>
                 <w:i/>
-                <w:sz w:val="20"/>
+                <w:sz w:val="19"/>
               </w:rPr>
               <w:t>Manipal Institute of Technology (MIT)</w:t>
               <w:br/>
@@ -78,7 +78,7 @@
               <w:rPr>
                 <w:rFonts w:ascii="Times New Roman" w:hAnsi="Times New Roman"/>
                 <w:i/>
-                <w:sz w:val="20"/>
+                <w:sz w:val="19"/>
               </w:rPr>
               <w:t>Manipal Academy of Higher Education (MAHE)</w:t>
               <w:br/>
@@ -86,7 +86,7 @@
             <w:r>
               <w:rPr>
                 <w:rFonts w:ascii="Times New Roman" w:hAnsi="Times New Roman"/>
-                <w:sz w:val="20"/>
+                <w:sz w:val="19"/>
               </w:rPr>
               <w:t>Manipal, Karnataka 576104, India</w:t>
             </w:r>
@@ -98,7 +98,7 @@
           </w:tcPr>
           <w:p>
             <w:pPr>
-              <w:spacing w:after="200"/>
+              <w:spacing w:after="160"/>
               <w:jc w:val="center"/>
             </w:pPr>
             <w:r>
@@ -113,7 +113,7 @@
               <w:rPr>
                 <w:rFonts w:ascii="Times New Roman" w:hAnsi="Times New Roman"/>
                 <w:i/>
-                <w:sz w:val="20"/>
+                <w:sz w:val="19"/>
               </w:rPr>
               <w:t>Department of Civil Engineering, School of Civil &amp; Chemical Engineering</w:t>
               <w:br/>
@@ -122,7 +122,7 @@
               <w:rPr>
                 <w:rFonts w:ascii="Times New Roman" w:hAnsi="Times New Roman"/>
                 <w:i/>
-                <w:sz w:val="20"/>
+                <w:sz w:val="19"/>
               </w:rPr>
               <w:t>Manipal Institute of Technology (MIT)</w:t>
               <w:br/>
@@ -131,7 +131,7 @@
               <w:rPr>
                 <w:rFonts w:ascii="Times New Roman" w:hAnsi="Times New Roman"/>
                 <w:i/>
-                <w:sz w:val="20"/>
+                <w:sz w:val="19"/>
               </w:rPr>
               <w:t>Manipal Academy of Higher Education (MAHE)</w:t>
               <w:br/>
@@ -139,7 +139,7 @@
             <w:r>
               <w:rPr>
                 <w:rFonts w:ascii="Times New Roman" w:hAnsi="Times New Roman"/>
-                <w:sz w:val="20"/>
+                <w:sz w:val="19"/>
               </w:rPr>
               <w:t>Manipal, Karnataka 576104, India</w:t>
             </w:r>
@@ -176,7 +176,7 @@
           <w:b/>
           <w:sz w:val="18"/>
         </w:rPr>
-        <w:t>—Industrial decarbonization of coastal refining, fertilizer, and specialty chemical clusters in India demands uninterrupted, cost-effective green hydrogen (H₂) generation under stochastic meteorological forcing and coastal site constraints. Operating Proton Exchange Membrane Water Electrolyzers (PEMWE) at elevated current densities (i &gt; 2.0 A/cm²) offers substantial capital cost reductions by maximizing H₂ flux per unit active membrane area, yet introduces severe nonlinear trade-offs between two-phase mass-transport overpotential, dynamic voltage degradation, and membrane-electrode assembly (MEA) fault vulnerability. In this study, we develop a unified Process Systems Engineering (PSE) and Green Artificial Intelligence framework combining coastal civil/wind-resource siting, first-principles high-current-density PEMWE modeling, physics-informed Green Deep Learning surrogate optimization, Explainable AI (XAI), and Principal Component Analysis (PCA) multivariate fault monitoring for a 500 kg H₂/h (4,380 t/yr) hybrid Wind–Solar–Battery–PEMWE facility in the Manipal–Mangalore coastal corridor (13.35°N, 74.79°E). Extending recent high-current PEMWE formulations and distributed wind-to-hydrogen design methodologies, we embed dimensionless electrochemical and dispatch invariants into a lightweight Multi-Layer Perceptron (Green-MLP). Compared against a conventional 5-layer deep neural network (438,468 weights), the Green-MLP (4,900 weights) reduces computational carbon and energy footprint by 99.38% while improving out-of-sample generalization (R² = 0.9977 on Levelized Cost of Hydrogen [LCOH], 0.9992 on supply reliability) and accelerating 8,760-hour plant evaluations by 10,592×. Coupling the Green-MLP with Non-dominated Sorting Genetic Algorithm II (NSGA-II) and exact DAE verification yields an optimal Pareto knee-point plant (51.13 MW coastal wind, 94.73 MW solar PV, 38.98 MW nominal PEM stack operating dynamically up to i_max* = 2.84 A/cm², and 20.07 MWh LiFePO₄ storage) achieving an LCOH of INR 296.70/kg H₂ ($3.53/kg), a Loss of Hydrogen Supply Probability (LPSP) of 0.94%, and a stack lifetime of 10.83 years—reducing LCOH by 9.79% and 21.60% relative to wind-only and solar-only baselines. Finally, a latent-variable PCA fault monitoring architecture utilizing Hotelling's T² and Jackson–Mudholkar Squared Prediction Error (SPE/Q) control charts across 10 coupled process variables detects incipient membrane dehydration 52 hours earlier than univariate voltage alarms (89.09% fault detection rate on Q, 91.82% on T²) and isolates high-current anodic bubble flooding with 100.0% accuracy (1.86% false alarm rate).</w:t>
+        <w:t>—Decarbonizing heavy coastal industries—such as petroleum refining, nitrogenous fertilizers, and port logistics in southwestern India—requires continuous, cost-effective green hydrogen (H₂) supply under severe seasonal weather variability. In this work, we investigate a 500 kg H₂/h (4,355 t/yr) hybrid wind–solar proton exchange membrane water electrolysis (PEMWE) facility through an audited, multi-year Process Systems Engineering (PSE) and physics-guided machine learning framework. First, analysis of six contiguous years (2019–2024, 52,608 hourly observations) of uninflated NASA POWER MERRA-2 meteorological data demonstrates that local coastal wind in the Udupi–Mangalore corridor (13.35°N, 74.79°E) yields a low capacity factor (CF = 14.70%), whereas open-access wheeled wind from the Chitradurga–Gadag highland corridor (14.23°N, 76.40°E, delivered CF = 43.29%) achieves strong seasonal complementarity with on-site coastal solar PV (CF = 21.23%). Second, a first-principles high-current PEMWE model calibrated against published experimental data (14 points, Nafion 115, 75°C, 30 bar, RMSE = 3.10 mV, R² = 0.99971) is coupled with catalytic recombination to guarantee anodic H₂-in-O₂ ≤ 1.64 mol% (&lt;50% of lower explosion limit) at turndown (i_min = 0.20 A/cm²). Third, a strictly leak-free 2×5 surrogate ablation establishes that a compact physics-guided Multi-Layer Perceptron (Green-MLP, 4,612 parameters) achieves 5-fold cross-validation R² = 0.9943 ± 0.0031 (R² = 0.9982 on LCOH, RMSE = INR 1.66 ± 0.51/kg) with an 89.94% FLOP reduction over regularized deep networks and a 4,206× inference acceleration over Numba-accelerated 52,608-hour simulations. Fourth, a 5-seed constrained NSGA-II optimization with split-CAPEX modeling reveals a critical trade-off: dynamic current overload (i_max &gt; 1.80 A/cm²) does not decrease Levelized Cost of Hydrogen (LCOH) because balance-of-plant (BOP) and rectifier capital costs scale with peak megawatt capacity, favoring a knee-point design (48.02 MW wind, 72.77 MW solar, 43.61 MW nominal PEM at i_max* = 1.764 A/cm², 86.86 MWh battery) delivering LCOH = INR 332.51/kg H₂ ($3.96/kg), LPSP = 0.62%, and 12.0-year stack lifetime. Wheeled highland wind lowers LCOH by 12.96% relative to an optimized pure coastal hybrid plant (INR 382.04/kg) and avoids severe supply failure (LPSP = 21.30%) if identical hardware operates solely on coastal wind. Finally, a 9-sensor latent-variable Principal Component Analysis (PCA, k=3, 96.03% variance) benchmarked across 100 dynamic realizations demonstrates that while load-compensated 1D voltage-residual EWMA detects incipient membrane dehydration with marginally lower latency (10.6 h vs. 11.6 h), PCA provides unique multi-sensor root-cause diagnosis via contribution plots, isolating thermal-pressure anomalies (95.2% combined contribution) during dehydration and overpotential-production anomalies during anodic flooding (100% detection rate).</w:t>
       </w:r>
     </w:p>
     <w:p>
@@ -198,7 +198,7 @@
           <w:b/>
           <w:sz w:val="18"/>
         </w:rPr>
-        <w:t>—Explainable AI (XAI), green deep learning, green hydrogen, high-current-density PEM water electrolyzer, multivariate statistical process monitoring (PCA), multi-objective optimization (NSGA-II), wind-to-hydrogen systems.</w:t>
+        <w:t>—Explainable AI (XAI), green deep learning, green hydrogen, multi-objective optimization (NSGA-II), multi-year meteorological uncertainty, multivariate statistical process monitoring (PCA), PEM water electrolysis, techno-economic analysis.</w:t>
       </w:r>
     </w:p>
     <w:p>
@@ -221,7 +221,7 @@
         <w:rPr>
           <w:sz w:val="20"/>
         </w:rPr>
-        <w:t>THE National Green Hydrogen Mission of India targets 5 MMT/yr of green hydrogen production capacity by 2030 to decarbonize hard-to-abate petrochemical refineries, ammonia/urea complexes, and steel manufacturing units [1]. Coastal industrial corridors along the Arabian Sea—specifically the Udupi–Manipal–Mangalore belt in Karnataka hosting Mangalore Refinery and Petrochemicals Limited (MRPL) and Mangalore Chemicals &amp; Fertilizers (MCF)—offer strategic proximity to industrial hydrogen off-takers, port infrastructure, and abundant renewable resources [2]. However, standalone solar photovoltaic (PV) or wind-powered electrolysis in tropical coastal monsoon climates faces severe seasonal intermittency: solar global horizontal irradiance (GHI) plunges by over 50% during the four-month Southwest Monsoon (June–September), whereas standalone wind power drops during pre-monsoon summer months (February–May) [3], [4].</w:t>
+        <w:t>THE National Green Hydrogen Mission of India targets 5 MMT/yr of green hydrogen production capacity by 2030 to substitute fossil-derived grey hydrogen across petroleum refining, ammonia-based nitrogenous fertilizers, and steelmaking [1]. Heavy chemical complexes in coastal Karnataka—such as Mangalore Refinery and Petrochemicals Limited (MRPL) and Mangalore Chemicals &amp; Fertilizers (MCF)—represent substantial concentrated hydrogen demands (&gt;100 t/day). Siting green hydrogen facilities within coastal industrial corridors offers immediate proximity to off-takers, port bunkering terminals, and abundant seawater desalination potential [2].</w:t>
       </w:r>
     </w:p>
     <w:p>
@@ -233,7 +233,19 @@
         <w:rPr>
           <w:sz w:val="20"/>
         </w:rPr>
-        <w:t>Recent advances at the intersection of chemical process systems, civil-environmental siting, and computational intelligence have highlighted three critical paradigms for overcoming these techno-economic barriers: (1) High-Current-Density PEM Electrolysis and Distributed Hybrid Synthesis (Masampally, Mitra, and Runkana [5]), where operating at i ∈ [2.0, 3.5] A/cm² slashes stack CAPEX per unit throughput at the expense of two-phase porous transport layer (PTL) bubble crowding and dynamic voltage degradation [6], [7]; (2) Physics-Informed 'Green Deep Learning' Surrogates (Pujari, Inapakurthi, and Mitra [2]), replacing over-parameterized black-box deep neural networks with compact, physics-guided neural architectures [8]–[10]; and (3) Multivariate Statistical Process Monitoring (MSPM) via Principal Component Analysis (PCA) Hotelling's T² and Jackson–Mudholkar Q/SPE charts (Madakyaru et al. [11]–[15]) to isolate incipient membrane dehydration and anodic flooding under dynamic renewable ramping. This paper unifies all four pillars into a single cohesive framework.</w:t>
+        <w:t>However, powering large-scale water electrolysis exclusively from on-site variable renewable energy (VRE) encounters severe techno-economic hurdles in tropical coastal regions. Tropical monsoon climates experience extreme seasonal weather shifts: solar irradiance drops precipitously during the four-month Southwest Monsoon (June–September) under dense cloud cover, whereas coastal surface winds often remain inadequate to sustain baseload multi-megawatt electrolysis throughout the remainder of the year [3], [4].</w:t>
+      </w:r>
+    </w:p>
+    <w:p>
+      <w:pPr>
+        <w:ind w:firstLine="216"/>
+        <w:jc w:val="both"/>
+      </w:pPr>
+      <w:r>
+        <w:rPr>
+          <w:sz w:val="20"/>
+        </w:rPr>
+        <w:t>Recent chemical engineering and energy systems literature has focused on three core engineering strategies: (1) High-Current-Density PEM Electrolysis (Masampally, Mitra, and Runkana [5]), where operating at i ∈ [2.0, 3.5] A/cm² slashes stack CAPEX per unit throughput at the expense of two-phase porous transport layer (PTL) bubble crowding and dynamic voltage degradation [6]–[8]; (2) Physics-Informed 'Green Deep Learning' Surrogates (Pujari, Inapakurthi, and Mitra [2]), replacing over-parameterized black-box deep neural networks with compact, physics-guided neural architectures [9]–[12]; and (3) Multivariate Statistical Process Monitoring (MSPM) via Principal Component Analysis (PCA) Hotelling's T² and Jackson–Mudholkar Q/SPE charts (Madakyaru et al. [13]–[16]) to isolate incipient membrane dehydration and anodic flooding under dynamic renewable ramping. This paper bridges this gap through audited multi-year simulations.</w:t>
       </w:r>
     </w:p>
     <w:p>
@@ -245,7 +257,7 @@
         <w:rPr>
           <w:sz w:val="20"/>
         </w:rPr>
-        <w:t>II. COASTAL INFRASTRUCTURE SITING AND FIRST-PRINCIPLES ELECTROCHEMICAL MODELING</w:t>
+        <w:t>II. REGIONAL METEOROLOGY, SITING, AND CALIBRATED FIRST-PRINCIPLES ELECTROCHEMISTRY</w:t>
       </w:r>
     </w:p>
     <w:p>
@@ -258,7 +270,7 @@
           <w:i/>
           <w:sz w:val="20"/>
         </w:rPr>
-        <w:t>A. Coastal Karnataka Meteorology and Civil Terrain Wind-Shear Siting</w:t>
+        <w:t>A. Multi-Year Meteorological Analysis and Regional Siting</w:t>
       </w:r>
     </w:p>
     <w:p>
@@ -269,20 +281,7 @@
         <w:rPr>
           <w:sz w:val="20"/>
         </w:rPr>
-        <w:t>Hourly meteorological time series for the Manipal–Udupi–Mangalore coastal corridor (lat = 13.3525°N, lon = 74.7928°E) spanning a complete 8,760-hour reference year were extracted from the NASA POWER archive [16]. Accounting for coastal lateritic plateau roughness, hub-height wind speed at h_hub = 100 m is evaluated via time-varying power-law wind shear α(t) calibrated with the NIWE coastal ridge acceleration factor (f_coastal = 1.58) [17]:</w:t>
-      </w:r>
-    </w:p>
-    <w:p>
-      <w:pPr>
-        <w:spacing w:before="60" w:after="60"/>
-        <w:jc w:val="center"/>
-      </w:pPr>
-      <w:r>
-        <w:rPr>
-          <w:i/>
-          <w:sz w:val="19"/>
-        </w:rPr>
-        <w:t>α(t) = ln(v_50(t)/v_10(t)) / ln(5),   v_hub(t) = 1.58 · v_50(t) · (100/50)^α(t)    (1)</w:t>
+        <w:t>Hourly meteorological data spanning six complete years (2019–2024, N = 52,608 h) were extracted from the NASA POWER MERRA-2 archive [17]. We examine two distinct geographic corridors within Karnataka, India: (1) On-Site Coastal Corridor (13.3525°N, 74.7928°E) with GHI = 213.92 W/m², tilted POA irradiance = 220.59 W/m² (PV CF = 21.23%), and raw 100 m wind speed = 4.15 m/s (wind CF = 14.70%); and (2) Inland Highland Wind Corridor (Chitradurga–Gadag, 14.225°N, 76.398°E) with 100 m wind speed = 6.69 m/s (delivered CF = 43.29% after 3.4% transmission losses). Under KERC regulations [18], wheeling charges are INR 0.58/kWh.</w:t>
       </w:r>
     </w:p>
     <w:p>
@@ -293,7 +292,7 @@
       <w:r>
         <w:drawing>
           <wp:inline xmlns:a="http://schemas.openxmlformats.org/drawingml/2006/main" xmlns:pic="http://schemas.openxmlformats.org/drawingml/2006/picture">
-            <wp:extent cx="3063240" cy="1208113"/>
+            <wp:extent cx="3063240" cy="1184711"/>
             <wp:docPr id="1" name="Picture 1"/>
             <wp:cNvGraphicFramePr>
               <a:graphicFrameLocks noChangeAspect="1"/>
@@ -314,7 +313,7 @@
                   <pic:spPr>
                     <a:xfrm>
                       <a:off x="0" y="0"/>
-                      <a:ext cx="3063240" cy="1208113"/>
+                      <a:ext cx="3063240" cy="1184711"/>
                     </a:xfrm>
                     <a:prstGeom prst="rect"/>
                   </pic:spPr>
@@ -334,7 +333,7 @@
         <w:rPr>
           <w:sz w:val="16"/>
         </w:rPr>
-        <w:t>Fig. 1. (a) Monthly wind and solar PV capacity factor complementarity across the Manipal–Mangalore coastal corridor (8,760-hour NASA POWER data) showing the Southwest Monsoon wind surge (68.39%) compensating summer-to-monsoon solar attenuation; (b) High-current-density PEMWE polarization and power density curves (75°C, 30 bar) with overpotential decomposition.</w:t>
+        <w:t>Fig. 1. (a) Seasonal complementarity across 6 years (2019–2024, 52,608 h) between coastal solar PV and open-access wheeled highland wind; (b) Calibrated PEMWE polarization curve against experimental data (75°C, 30 bar) with overpotential breakdown.</w:t>
       </w:r>
     </w:p>
     <w:p>
@@ -347,7 +346,7 @@
           <w:i/>
           <w:sz w:val="20"/>
         </w:rPr>
-        <w:t>B. First-Principles High-Current-Density PEMWE Formulation</w:t>
+        <w:t>B. First-Principles High-Current PEMWE Formulation</w:t>
       </w:r>
     </w:p>
     <w:p>
@@ -358,7 +357,7 @@
         <w:rPr>
           <w:sz w:val="20"/>
         </w:rPr>
-        <w:t>Extending the high-current PEMWE model of Masampally, Mitra, and Runkana [5] alongside Springer membrane transport [18], the single-cell operating potential V_cell(i, T, P, λ) over i ∈ [0.05, 3.50] A/cm² at T = 348.15 K (75°C) and P_cat = 30 bar is decomposed into reversible Nernst (V_rev = 1.217 V), Butler–Volmer activation (η_act), Nafion 115 ohmic (η_ohm, δ_mem = 127 μm, λ = 18.5), and two-phase PTL bubble crowding concentration overpotential (η_conc):</w:t>
+        <w:t>Single-cell potential V_cell(i, T, P) over i ∈ [0.05, 3.50] A/cm² at T = 348.15 K (75°C) and P_cat = 30 bar is decomposed into reversible Nernst potential (V_rev = 1.234 V using Antoine vapor pressure 0.3846 bar), Butler–Volmer activation (η_act), Nafion 115 ohmic overpotential (η_ohm, δ_mem = 127 μm, λ = 18.5), and two-phase bubble crowding concentration overpotential (η_conc):</w:t>
       </w:r>
     </w:p>
     <w:p>
@@ -371,7 +370,7 @@
           <w:i/>
           <w:sz w:val="19"/>
         </w:rPr>
-        <w:t>V_cell(i, T, P, λ) = V_rev + η_act(i, T) + η_ohm(i, T, λ) + η_conc(i, T)    (2)</w:t>
+        <w:t>V_cell = V_rev(T, P) + η_act(i, T) + η_ohm(i, T, λ) + η_conc(i, T)    (1)</w:t>
       </w:r>
     </w:p>
     <w:p>
@@ -384,7 +383,7 @@
           <w:i/>
           <w:sz w:val="19"/>
         </w:rPr>
-        <w:t>η_conc(i, T) = -(RT/4F)ln(1 - i/i_L,an) - (RT/2F)ln(1 - i/i_L,cat) + β_bub · i^1.65    (3)</w:t>
+        <w:t>η_conc = -(RT/4F)ln(1 - i/i_L,an) - (RT/2F)ln(1 - i/i_L,cat) + β_bub · i^1.65    (2)</w:t>
       </w:r>
     </w:p>
     <w:p>
@@ -397,7 +396,7 @@
           <w:i/>
           <w:sz w:val="19"/>
         </w:rPr>
-        <w:t>dV_deg/dt = 1.45 + 3.10 · max(0, i(t) - 1.75)^1.85 + 1.65 · |di/dt|   [μV/h]    (4)</w:t>
+        <w:t>dV_deg/dt = 1.20 + 0.25 + 2.80 · max(0, i(t) - 1.80)^1.85 + 1.40 · |di/dt|   [μV/h]    (3)</w:t>
       </w:r>
     </w:p>
     <w:p>
@@ -409,9 +408,776 @@
         <w:rPr>
           <w:sz w:val="20"/>
         </w:rPr>
-        <w:t>At 0.50, 1.80 (nominal), 2.84 (NSGA-II optimal peak i_max*), and 3.50 A/cm², cell voltage rises from 1.571 V to 1.822 V, 2.011 V, and 2.137 V, while power density scales from 0.786 to 3.279, 5.703 (+73.9% throughput over nominal), and 7.480 W/cm².</w:t>
+        <w:t>Model parameters were calibrated against N = 14 experimental data points from Bernt &amp; Gasteiger [6] and Rakousky et al. [7] (75°C, 30 bar), achieving RMSE = 3.10 mV, MAE = 3.01 mV, and R² = 0.99971. Catalytic recombination (η_recomb = 0.88) and i_min = 0.20 A/cm² limit anodic H₂-in-O₂ to 1.64 mol% (&lt;50% LEL trip limit).</w:t>
       </w:r>
     </w:p>
+    <w:tbl>
+      <w:tblPr>
+        <w:tblW w:type="auto" w:w="0"/>
+        <w:jc w:val="center"/>
+        <w:tblLook w:firstColumn="1" w:firstRow="1" w:lastColumn="0" w:lastRow="0" w:noHBand="0" w:noVBand="1" w:val="04A0"/>
+      </w:tblPr>
+      <w:tblGrid>
+        <w:gridCol w:w="1305"/>
+        <w:gridCol w:w="1305"/>
+        <w:gridCol w:w="1305"/>
+        <w:gridCol w:w="1305"/>
+        <w:gridCol w:w="1305"/>
+        <w:gridCol w:w="1305"/>
+        <w:gridCol w:w="1305"/>
+        <w:gridCol w:w="1305"/>
+      </w:tblGrid>
+      <w:tr>
+        <w:tc>
+          <w:tcPr>
+            <w:tcW w:type="dxa" w:w="1305"/>
+          </w:tcPr>
+          <w:p>
+            <w:r>
+              <w:rPr>
+                <w:b/>
+                <w:sz w:val="15"/>
+              </w:rPr>
+              <w:t>i (A/cm²)</w:t>
+            </w:r>
+          </w:p>
+        </w:tc>
+        <w:tc>
+          <w:tcPr>
+            <w:tcW w:type="dxa" w:w="1305"/>
+          </w:tcPr>
+          <w:p>
+            <w:r>
+              <w:rPr>
+                <w:b/>
+                <w:sz w:val="15"/>
+              </w:rPr>
+              <w:t>V_rev (V)</w:t>
+            </w:r>
+          </w:p>
+        </w:tc>
+        <w:tc>
+          <w:tcPr>
+            <w:tcW w:type="dxa" w:w="1305"/>
+          </w:tcPr>
+          <w:p>
+            <w:r>
+              <w:rPr>
+                <w:b/>
+                <w:sz w:val="15"/>
+              </w:rPr>
+              <w:t>η_act (V)</w:t>
+            </w:r>
+          </w:p>
+        </w:tc>
+        <w:tc>
+          <w:tcPr>
+            <w:tcW w:type="dxa" w:w="1305"/>
+          </w:tcPr>
+          <w:p>
+            <w:r>
+              <w:rPr>
+                <w:b/>
+                <w:sz w:val="15"/>
+              </w:rPr>
+              <w:t>η_ohm (V)</w:t>
+            </w:r>
+          </w:p>
+        </w:tc>
+        <w:tc>
+          <w:tcPr>
+            <w:tcW w:type="dxa" w:w="1305"/>
+          </w:tcPr>
+          <w:p>
+            <w:r>
+              <w:rPr>
+                <w:b/>
+                <w:sz w:val="15"/>
+              </w:rPr>
+              <w:t>η_conc (V)</w:t>
+            </w:r>
+          </w:p>
+        </w:tc>
+        <w:tc>
+          <w:tcPr>
+            <w:tcW w:type="dxa" w:w="1305"/>
+          </w:tcPr>
+          <w:p>
+            <w:r>
+              <w:rPr>
+                <w:b/>
+                <w:sz w:val="15"/>
+              </w:rPr>
+              <w:t>V_cell (V)</w:t>
+            </w:r>
+          </w:p>
+        </w:tc>
+        <w:tc>
+          <w:tcPr>
+            <w:tcW w:type="dxa" w:w="1305"/>
+          </w:tcPr>
+          <w:p>
+            <w:r>
+              <w:rPr>
+                <w:b/>
+                <w:sz w:val="15"/>
+              </w:rPr>
+              <w:t>SEC (kWh/kg)</w:t>
+            </w:r>
+          </w:p>
+        </w:tc>
+        <w:tc>
+          <w:tcPr>
+            <w:tcW w:type="dxa" w:w="1305"/>
+          </w:tcPr>
+          <w:p>
+            <w:r>
+              <w:rPr>
+                <w:b/>
+                <w:sz w:val="15"/>
+              </w:rPr>
+              <w:t>y_H2 (%)</w:t>
+            </w:r>
+          </w:p>
+        </w:tc>
+      </w:tr>
+      <w:tr>
+        <w:tc>
+          <w:tcPr>
+            <w:tcW w:type="dxa" w:w="1305"/>
+          </w:tcPr>
+          <w:p>
+            <w:r>
+              <w:rPr>
+                <w:sz w:val="14"/>
+              </w:rPr>
+              <w:t>0.50</w:t>
+            </w:r>
+          </w:p>
+        </w:tc>
+        <w:tc>
+          <w:tcPr>
+            <w:tcW w:type="dxa" w:w="1305"/>
+          </w:tcPr>
+          <w:p>
+            <w:r>
+              <w:rPr>
+                <w:sz w:val="14"/>
+              </w:rPr>
+              <w:t>1.234</w:t>
+            </w:r>
+          </w:p>
+        </w:tc>
+        <w:tc>
+          <w:tcPr>
+            <w:tcW w:type="dxa" w:w="1305"/>
+          </w:tcPr>
+          <w:p>
+            <w:r>
+              <w:rPr>
+                <w:sz w:val="14"/>
+              </w:rPr>
+              <w:t>0.293</w:t>
+            </w:r>
+          </w:p>
+        </w:tc>
+        <w:tc>
+          <w:tcPr>
+            <w:tcW w:type="dxa" w:w="1305"/>
+          </w:tcPr>
+          <w:p>
+            <w:r>
+              <w:rPr>
+                <w:sz w:val="14"/>
+              </w:rPr>
+              <w:t>0.056</w:t>
+            </w:r>
+          </w:p>
+        </w:tc>
+        <w:tc>
+          <w:tcPr>
+            <w:tcW w:type="dxa" w:w="1305"/>
+          </w:tcPr>
+          <w:p>
+            <w:r>
+              <w:rPr>
+                <w:sz w:val="14"/>
+              </w:rPr>
+              <w:t>0.007</w:t>
+            </w:r>
+          </w:p>
+        </w:tc>
+        <w:tc>
+          <w:tcPr>
+            <w:tcW w:type="dxa" w:w="1305"/>
+          </w:tcPr>
+          <w:p>
+            <w:r>
+              <w:rPr>
+                <w:sz w:val="14"/>
+              </w:rPr>
+              <w:t>1.590</w:t>
+            </w:r>
+          </w:p>
+        </w:tc>
+        <w:tc>
+          <w:tcPr>
+            <w:tcW w:type="dxa" w:w="1305"/>
+          </w:tcPr>
+          <w:p>
+            <w:r>
+              <w:rPr>
+                <w:sz w:val="14"/>
+              </w:rPr>
+              <w:t>46.69</w:t>
+            </w:r>
+          </w:p>
+        </w:tc>
+        <w:tc>
+          <w:tcPr>
+            <w:tcW w:type="dxa" w:w="1305"/>
+          </w:tcPr>
+          <w:p>
+            <w:r>
+              <w:rPr>
+                <w:sz w:val="14"/>
+              </w:rPr>
+              <w:t>0.663</w:t>
+            </w:r>
+          </w:p>
+        </w:tc>
+      </w:tr>
+      <w:tr>
+        <w:tc>
+          <w:tcPr>
+            <w:tcW w:type="dxa" w:w="1305"/>
+          </w:tcPr>
+          <w:p>
+            <w:r>
+              <w:rPr>
+                <w:sz w:val="14"/>
+              </w:rPr>
+              <w:t>1.00</w:t>
+            </w:r>
+          </w:p>
+        </w:tc>
+        <w:tc>
+          <w:tcPr>
+            <w:tcW w:type="dxa" w:w="1305"/>
+          </w:tcPr>
+          <w:p>
+            <w:r>
+              <w:rPr>
+                <w:sz w:val="14"/>
+              </w:rPr>
+              <w:t>1.234</w:t>
+            </w:r>
+          </w:p>
+        </w:tc>
+        <w:tc>
+          <w:tcPr>
+            <w:tcW w:type="dxa" w:w="1305"/>
+          </w:tcPr>
+          <w:p>
+            <w:r>
+              <w:rPr>
+                <w:sz w:val="14"/>
+              </w:rPr>
+              <w:t>0.326</w:t>
+            </w:r>
+          </w:p>
+        </w:tc>
+        <w:tc>
+          <w:tcPr>
+            <w:tcW w:type="dxa" w:w="1305"/>
+          </w:tcPr>
+          <w:p>
+            <w:r>
+              <w:rPr>
+                <w:sz w:val="14"/>
+              </w:rPr>
+              <w:t>0.113</w:t>
+            </w:r>
+          </w:p>
+        </w:tc>
+        <w:tc>
+          <w:tcPr>
+            <w:tcW w:type="dxa" w:w="1305"/>
+          </w:tcPr>
+          <w:p>
+            <w:r>
+              <w:rPr>
+                <w:sz w:val="14"/>
+              </w:rPr>
+              <w:t>0.019</w:t>
+            </w:r>
+          </w:p>
+        </w:tc>
+        <w:tc>
+          <w:tcPr>
+            <w:tcW w:type="dxa" w:w="1305"/>
+          </w:tcPr>
+          <w:p>
+            <w:r>
+              <w:rPr>
+                <w:sz w:val="14"/>
+              </w:rPr>
+              <w:t>1.691</w:t>
+            </w:r>
+          </w:p>
+        </w:tc>
+        <w:tc>
+          <w:tcPr>
+            <w:tcW w:type="dxa" w:w="1305"/>
+          </w:tcPr>
+          <w:p>
+            <w:r>
+              <w:rPr>
+                <w:sz w:val="14"/>
+              </w:rPr>
+              <w:t>48.86</w:t>
+            </w:r>
+          </w:p>
+        </w:tc>
+        <w:tc>
+          <w:tcPr>
+            <w:tcW w:type="dxa" w:w="1305"/>
+          </w:tcPr>
+          <w:p>
+            <w:r>
+              <w:rPr>
+                <w:sz w:val="14"/>
+              </w:rPr>
+              <w:t>0.332</w:t>
+            </w:r>
+          </w:p>
+        </w:tc>
+      </w:tr>
+      <w:tr>
+        <w:tc>
+          <w:tcPr>
+            <w:tcW w:type="dxa" w:w="1305"/>
+          </w:tcPr>
+          <w:p>
+            <w:r>
+              <w:rPr>
+                <w:sz w:val="14"/>
+              </w:rPr>
+              <w:t>1.80</w:t>
+            </w:r>
+          </w:p>
+        </w:tc>
+        <w:tc>
+          <w:tcPr>
+            <w:tcW w:type="dxa" w:w="1305"/>
+          </w:tcPr>
+          <w:p>
+            <w:r>
+              <w:rPr>
+                <w:sz w:val="14"/>
+              </w:rPr>
+              <w:t>1.234</w:t>
+            </w:r>
+          </w:p>
+        </w:tc>
+        <w:tc>
+          <w:tcPr>
+            <w:tcW w:type="dxa" w:w="1305"/>
+          </w:tcPr>
+          <w:p>
+            <w:r>
+              <w:rPr>
+                <w:sz w:val="14"/>
+              </w:rPr>
+              <w:t>0.355</w:t>
+            </w:r>
+          </w:p>
+        </w:tc>
+        <w:tc>
+          <w:tcPr>
+            <w:tcW w:type="dxa" w:w="1305"/>
+          </w:tcPr>
+          <w:p>
+            <w:r>
+              <w:rPr>
+                <w:sz w:val="14"/>
+              </w:rPr>
+              <w:t>0.203</w:t>
+            </w:r>
+          </w:p>
+        </w:tc>
+        <w:tc>
+          <w:tcPr>
+            <w:tcW w:type="dxa" w:w="1305"/>
+          </w:tcPr>
+          <w:p>
+            <w:r>
+              <w:rPr>
+                <w:sz w:val="14"/>
+              </w:rPr>
+              <w:t>0.046</w:t>
+            </w:r>
+          </w:p>
+        </w:tc>
+        <w:tc>
+          <w:tcPr>
+            <w:tcW w:type="dxa" w:w="1305"/>
+          </w:tcPr>
+          <w:p>
+            <w:r>
+              <w:rPr>
+                <w:sz w:val="14"/>
+              </w:rPr>
+              <w:t>1.838</w:t>
+            </w:r>
+          </w:p>
+        </w:tc>
+        <w:tc>
+          <w:tcPr>
+            <w:tcW w:type="dxa" w:w="1305"/>
+          </w:tcPr>
+          <w:p>
+            <w:r>
+              <w:rPr>
+                <w:sz w:val="14"/>
+              </w:rPr>
+              <w:t>52.62</w:t>
+            </w:r>
+          </w:p>
+        </w:tc>
+        <w:tc>
+          <w:tcPr>
+            <w:tcW w:type="dxa" w:w="1305"/>
+          </w:tcPr>
+          <w:p>
+            <w:r>
+              <w:rPr>
+                <w:sz w:val="14"/>
+              </w:rPr>
+              <w:t>0.185</w:t>
+            </w:r>
+          </w:p>
+        </w:tc>
+      </w:tr>
+      <w:tr>
+        <w:tc>
+          <w:tcPr>
+            <w:tcW w:type="dxa" w:w="1305"/>
+          </w:tcPr>
+          <w:p>
+            <w:r>
+              <w:rPr>
+                <w:sz w:val="14"/>
+              </w:rPr>
+              <w:t>2.50</w:t>
+            </w:r>
+          </w:p>
+        </w:tc>
+        <w:tc>
+          <w:tcPr>
+            <w:tcW w:type="dxa" w:w="1305"/>
+          </w:tcPr>
+          <w:p>
+            <w:r>
+              <w:rPr>
+                <w:sz w:val="14"/>
+              </w:rPr>
+              <w:t>1.234</w:t>
+            </w:r>
+          </w:p>
+        </w:tc>
+        <w:tc>
+          <w:tcPr>
+            <w:tcW w:type="dxa" w:w="1305"/>
+          </w:tcPr>
+          <w:p>
+            <w:r>
+              <w:rPr>
+                <w:sz w:val="14"/>
+              </w:rPr>
+              <w:t>0.371</w:t>
+            </w:r>
+          </w:p>
+        </w:tc>
+        <w:tc>
+          <w:tcPr>
+            <w:tcW w:type="dxa" w:w="1305"/>
+          </w:tcPr>
+          <w:p>
+            <w:r>
+              <w:rPr>
+                <w:sz w:val="14"/>
+              </w:rPr>
+              <w:t>0.281</w:t>
+            </w:r>
+          </w:p>
+        </w:tc>
+        <w:tc>
+          <w:tcPr>
+            <w:tcW w:type="dxa" w:w="1305"/>
+          </w:tcPr>
+          <w:p>
+            <w:r>
+              <w:rPr>
+                <w:sz w:val="14"/>
+              </w:rPr>
+              <w:t>0.078</w:t>
+            </w:r>
+          </w:p>
+        </w:tc>
+        <w:tc>
+          <w:tcPr>
+            <w:tcW w:type="dxa" w:w="1305"/>
+          </w:tcPr>
+          <w:p>
+            <w:r>
+              <w:rPr>
+                <w:sz w:val="14"/>
+              </w:rPr>
+              <w:t>1.965</w:t>
+            </w:r>
+          </w:p>
+        </w:tc>
+        <w:tc>
+          <w:tcPr>
+            <w:tcW w:type="dxa" w:w="1305"/>
+          </w:tcPr>
+          <w:p>
+            <w:r>
+              <w:rPr>
+                <w:sz w:val="14"/>
+              </w:rPr>
+              <w:t>56.01</w:t>
+            </w:r>
+          </w:p>
+        </w:tc>
+        <w:tc>
+          <w:tcPr>
+            <w:tcW w:type="dxa" w:w="1305"/>
+          </w:tcPr>
+          <w:p>
+            <w:r>
+              <w:rPr>
+                <w:sz w:val="14"/>
+              </w:rPr>
+              <w:t>0.133</w:t>
+            </w:r>
+          </w:p>
+        </w:tc>
+      </w:tr>
+      <w:tr>
+        <w:tc>
+          <w:tcPr>
+            <w:tcW w:type="dxa" w:w="1305"/>
+          </w:tcPr>
+          <w:p>
+            <w:r>
+              <w:rPr>
+                <w:sz w:val="14"/>
+              </w:rPr>
+              <w:t>3.00</w:t>
+            </w:r>
+          </w:p>
+        </w:tc>
+        <w:tc>
+          <w:tcPr>
+            <w:tcW w:type="dxa" w:w="1305"/>
+          </w:tcPr>
+          <w:p>
+            <w:r>
+              <w:rPr>
+                <w:sz w:val="14"/>
+              </w:rPr>
+              <w:t>1.234</w:t>
+            </w:r>
+          </w:p>
+        </w:tc>
+        <w:tc>
+          <w:tcPr>
+            <w:tcW w:type="dxa" w:w="1305"/>
+          </w:tcPr>
+          <w:p>
+            <w:r>
+              <w:rPr>
+                <w:sz w:val="14"/>
+              </w:rPr>
+              <w:t>0.380</w:t>
+            </w:r>
+          </w:p>
+        </w:tc>
+        <w:tc>
+          <w:tcPr>
+            <w:tcW w:type="dxa" w:w="1305"/>
+          </w:tcPr>
+          <w:p>
+            <w:r>
+              <w:rPr>
+                <w:sz w:val="14"/>
+              </w:rPr>
+              <w:t>0.338</w:t>
+            </w:r>
+          </w:p>
+        </w:tc>
+        <w:tc>
+          <w:tcPr>
+            <w:tcW w:type="dxa" w:w="1305"/>
+          </w:tcPr>
+          <w:p>
+            <w:r>
+              <w:rPr>
+                <w:sz w:val="14"/>
+              </w:rPr>
+              <w:t>0.106</w:t>
+            </w:r>
+          </w:p>
+        </w:tc>
+        <w:tc>
+          <w:tcPr>
+            <w:tcW w:type="dxa" w:w="1305"/>
+          </w:tcPr>
+          <w:p>
+            <w:r>
+              <w:rPr>
+                <w:sz w:val="14"/>
+              </w:rPr>
+              <w:t>2.058</w:t>
+            </w:r>
+          </w:p>
+        </w:tc>
+        <w:tc>
+          <w:tcPr>
+            <w:tcW w:type="dxa" w:w="1305"/>
+          </w:tcPr>
+          <w:p>
+            <w:r>
+              <w:rPr>
+                <w:sz w:val="14"/>
+              </w:rPr>
+              <w:t>58.51</w:t>
+            </w:r>
+          </w:p>
+        </w:tc>
+        <w:tc>
+          <w:tcPr>
+            <w:tcW w:type="dxa" w:w="1305"/>
+          </w:tcPr>
+          <w:p>
+            <w:r>
+              <w:rPr>
+                <w:sz w:val="14"/>
+              </w:rPr>
+              <w:t>0.111</w:t>
+            </w:r>
+          </w:p>
+        </w:tc>
+      </w:tr>
+      <w:tr>
+        <w:tc>
+          <w:tcPr>
+            <w:tcW w:type="dxa" w:w="1305"/>
+          </w:tcPr>
+          <w:p>
+            <w:r>
+              <w:rPr>
+                <w:sz w:val="14"/>
+              </w:rPr>
+              <w:t>3.50</w:t>
+            </w:r>
+          </w:p>
+        </w:tc>
+        <w:tc>
+          <w:tcPr>
+            <w:tcW w:type="dxa" w:w="1305"/>
+          </w:tcPr>
+          <w:p>
+            <w:r>
+              <w:rPr>
+                <w:sz w:val="14"/>
+              </w:rPr>
+              <w:t>1.234</w:t>
+            </w:r>
+          </w:p>
+        </w:tc>
+        <w:tc>
+          <w:tcPr>
+            <w:tcW w:type="dxa" w:w="1305"/>
+          </w:tcPr>
+          <w:p>
+            <w:r>
+              <w:rPr>
+                <w:sz w:val="14"/>
+              </w:rPr>
+              <w:t>0.388</w:t>
+            </w:r>
+          </w:p>
+        </w:tc>
+        <w:tc>
+          <w:tcPr>
+            <w:tcW w:type="dxa" w:w="1305"/>
+          </w:tcPr>
+          <w:p>
+            <w:r>
+              <w:rPr>
+                <w:sz w:val="14"/>
+              </w:rPr>
+              <w:t>0.394</w:t>
+            </w:r>
+          </w:p>
+        </w:tc>
+        <w:tc>
+          <w:tcPr>
+            <w:tcW w:type="dxa" w:w="1305"/>
+          </w:tcPr>
+          <w:p>
+            <w:r>
+              <w:rPr>
+                <w:sz w:val="14"/>
+              </w:rPr>
+              <w:t>0.137</w:t>
+            </w:r>
+          </w:p>
+        </w:tc>
+        <w:tc>
+          <w:tcPr>
+            <w:tcW w:type="dxa" w:w="1305"/>
+          </w:tcPr>
+          <w:p>
+            <w:r>
+              <w:rPr>
+                <w:sz w:val="14"/>
+              </w:rPr>
+              <w:t>2.153</w:t>
+            </w:r>
+          </w:p>
+        </w:tc>
+        <w:tc>
+          <w:tcPr>
+            <w:tcW w:type="dxa" w:w="1305"/>
+          </w:tcPr>
+          <w:p>
+            <w:r>
+              <w:rPr>
+                <w:sz w:val="14"/>
+              </w:rPr>
+              <w:t>61.11</w:t>
+            </w:r>
+          </w:p>
+        </w:tc>
+        <w:tc>
+          <w:tcPr>
+            <w:tcW w:type="dxa" w:w="1305"/>
+          </w:tcPr>
+          <w:p>
+            <w:r>
+              <w:rPr>
+                <w:sz w:val="14"/>
+              </w:rPr>
+              <w:t>0.095</w:t>
+            </w:r>
+          </w:p>
+        </w:tc>
+      </w:tr>
+    </w:tbl>
     <w:p>
       <w:pPr>
         <w:spacing w:before="160" w:after="60"/>
@@ -421,7 +1187,7 @@
         <w:rPr>
           <w:sz w:val="20"/>
         </w:rPr>
-        <w:t>III. PHYSICS-INFORMED 'GREEN DEEP LEARNING' SURROGATE ARCHITECTURE</w:t>
+        <w:t>III. PHYSICS-GUIDED SURROGATE ARCHITECTURE AND CONTROLLED ABLATION</w:t>
       </w:r>
     </w:p>
     <w:p>
@@ -432,7 +1198,7 @@
         <w:rPr>
           <w:sz w:val="20"/>
         </w:rPr>
-        <w:t>Following the Green Deep Learning paradigm [2], [9], we replace a 5-layer Heavy-DNN (438,468 parameters) with a compact 2-layer Green-MLP ([36, 18] hidden units, 4,900 parameters) augmented with 9 dimensionless electrochemical-dispatch invariants (P_PEM,peak, Π_RE/D, Π_RE/PEM, Φ_w, τ_batt, and K_deg). Green-MLP achieves R² = 0.9984 (LCOH RMSE = INR 1.02/kg vs. INR 2.93/kg for Heavy-DNN), slashing parameter count by 98.88%, compute energy by 99.38%, and achieving a 10,592× speedup (0.0148 ms vs. 156.91 ms per 8,760-hour DAE evaluation).</w:t>
+        <w:t>To enable rapid evolutionary search across 52,608 hours, we formulate a strictly leak-free 12D dimensionless feature map Φ(x) incorporating physical capacity ratios, voltage overpotentials, and Faradaic efficiency with zero target cost leakage. A 2×5 controlled ablation benchmark (Latin Hypercube N = 360) compares Raw 5D vs. Physics 12D representations across five model families under 5-fold cross-validation.</w:t>
       </w:r>
     </w:p>
     <w:p>
@@ -443,7 +1209,7 @@
       <w:r>
         <w:drawing>
           <wp:inline xmlns:a="http://schemas.openxmlformats.org/drawingml/2006/main" xmlns:pic="http://schemas.openxmlformats.org/drawingml/2006/picture">
-            <wp:extent cx="3063240" cy="945224"/>
+            <wp:extent cx="3063240" cy="920843"/>
             <wp:docPr id="2" name="Picture 2"/>
             <wp:cNvGraphicFramePr>
               <a:graphicFrameLocks noChangeAspect="1"/>
@@ -464,7 +1230,7 @@
                   <pic:spPr>
                     <a:xfrm>
                       <a:off x="0" y="0"/>
-                      <a:ext cx="3063240" cy="945224"/>
+                      <a:ext cx="3063240" cy="920843"/>
                     </a:xfrm>
                     <a:prstGeom prst="rect"/>
                   </pic:spPr>
@@ -484,7 +1250,19 @@
         <w:rPr>
           <w:sz w:val="16"/>
         </w:rPr>
-        <w:t>Fig. 2. Physics-informed Green-MLP surrogate validation: (a) Out-of-sample parity plot for LCOH (R² = 0.9977, RMSE = INR 1.02/kg); (b) Dynamic voltage degradation parity (R² = 0.9975); (c) Computational efficiency benchmark showing 98.88% parameter reduction and 10,592× speedup.</w:t>
+        <w:t>Fig. 2. Physics-guided surrogate validation: (a) Parity plot for LCOH (R² = 0.9982, RMSE = INR 1.66/kg); (b) Degradation parity (R² = 0.9946); (c) Compute savings showing an 89.94% FLOP reduction and 4,206× inference speedup.</w:t>
+      </w:r>
+    </w:p>
+    <w:p>
+      <w:pPr>
+        <w:ind w:firstLine="216"/>
+        <w:jc w:val="both"/>
+      </w:pPr>
+      <w:r>
+        <w:rPr>
+          <w:sz w:val="20"/>
+        </w:rPr>
+        <w:t>The proposed Green-MLP (4,612 parameters, 8,784 FLOPs) achieves 5-fold CV R² = 0.9943 ± 0.0031 (LCOH RMSE = INR 1.66 ± 0.51/kg), slashing forward FLOPs by 89.94% relative to regularized deep networks (94,464 FLOPs) while outperforming them in accuracy. Evaluating Green-MLP on the Pareto set confirms near-perfect rank preservation: Spearman ρ = 0.9994 on LCOH and ρ = 0.9960 on degradation.</w:t>
       </w:r>
     </w:p>
     <w:p>
@@ -496,7 +1274,7 @@
         <w:rPr>
           <w:sz w:val="20"/>
         </w:rPr>
-        <w:t>IV. MULTI-OBJECTIVE PARETO OPTIMIZATION, EXPLAINABLE AI, AND RISK ANALYSIS</w:t>
+        <w:t>IV. MULTI-OBJECTIVE OPTIMIZATION, SITING REGIMES, AND UNCERTAINTY QUANTIFICATION</w:t>
       </w:r>
     </w:p>
     <w:p>
@@ -507,7 +1285,7 @@
         <w:rPr>
           <w:sz w:val="20"/>
         </w:rPr>
-        <w:t>Using NSGA-II [19] (N_pop = 160, 80 generations = 12,800 evaluations) coupled with exact 8,760-hour DAE verification for a 500 kg H₂/h (4,380 t/yr) coastal facility, we simultaneously minimize LCOH (INR/kg), Unmet Demand LPSP (%), and Lifecycle Carbon Intensity + Degradation. The Utopia Knee-Point Optimal Plant comprises 51.13 MW coastal wind, 94.73 MW solar PV, 38.98 MW nominal PEM stack operating dynamically up to i_max* = 2.84 A/cm² (67.78 MW peak absorption), and 20.07 MWh LiFePO₄ storage, achieving an LCOH of INR 296.70/kg ($3.53/kg), LPSP = 0.94%, lifecycle carbon intensity of 2.203 kg CO₂e/kg H₂, and stack lifetime of 10.83 years (1.898 μV/h)—reducing LCOH by 9.79% vs. Wind-Only (INR 328.90/kg, LPSP 20.82%) and 21.60% vs. Solar-Only (INR 378.44/kg, LPSP 35.29%).</w:t>
+        <w:t>Using 5-seed constrained NSGA-II [20] with Deb's feasibility-first tournament selection (LPSP ≤ 1.0%, StackLife ≥ 7.5 yr), we minimize LCOH, LPSP, and Lifecycle Carbon Intensity + Degradation under Split-CAPEX modeling. Stack CAPEX (INR 3.364 Cr/MW) scales with nominal capacity, while power electronics and BOP (INR 2.436 Cr/MW) scale with peak overload megawatt capacity P_PEM,peak.</w:t>
       </w:r>
     </w:p>
     <w:p>
@@ -518,7 +1296,7 @@
       <w:r>
         <w:drawing>
           <wp:inline xmlns:a="http://schemas.openxmlformats.org/drawingml/2006/main" xmlns:pic="http://schemas.openxmlformats.org/drawingml/2006/picture">
-            <wp:extent cx="3063240" cy="1262190"/>
+            <wp:extent cx="3063240" cy="1267627"/>
             <wp:docPr id="3" name="Picture 3"/>
             <wp:cNvGraphicFramePr>
               <a:graphicFrameLocks noChangeAspect="1"/>
@@ -539,7 +1317,7 @@
                   <pic:spPr>
                     <a:xfrm>
                       <a:off x="0" y="0"/>
-                      <a:ext cx="3063240" cy="1262190"/>
+                      <a:ext cx="3063240" cy="1267627"/>
                     </a:xfrm>
                     <a:prstGeom prst="rect"/>
                   </pic:spPr>
@@ -559,7 +1337,19 @@
         <w:rPr>
           <w:sz w:val="16"/>
         </w:rPr>
-        <w:t>Fig. 3. Multi-objective NSGA-II Pareto frontier verified against exact 8,760-hour DAE simulations: (a) 3D trade-off surface between LCOH, LPSP, and Lifecycle Carbon Intensity; (b) 2D projection highlighting the Knee-Point Optimal Design (INR 296.70/kg, LPSP = 0.94%).</w:t>
+        <w:t>Fig. 3. (a) 3D Pareto frontier evaluated across 6 weather years; (b) 2D projection highlighting Knee-Point Optimal Design against single-resource and sizing baselines.</w:t>
+      </w:r>
+    </w:p>
+    <w:p>
+      <w:pPr>
+        <w:ind w:firstLine="216"/>
+        <w:jc w:val="both"/>
+      </w:pPr>
+      <w:r>
+        <w:rPr>
+          <w:sz w:val="20"/>
+        </w:rPr>
+        <w:t>Addressing Hypothesis H1: The optimal knee point operates at i_max* = 1.764 A/cm² (below nominal 1.80 A/cm²). Sizing at fixed nominal current (i_max = 1.80 A/cm²) achieves INR 329.12/kg (1.03% lower). Pushing current density above 2.0 A/cm² does not reduce LCOH because BOP CAPEX scaling outweighs membrane area savings. Siting in highland wind Regime B (INR 332.51/kg) lowers LCOH by 12.96% relative to coastal Regime A (INR 382.04/kg) and prevents catastrophic supply failure (LPSP = 21.30%) if operated solely on coastal wind.</w:t>
       </w:r>
     </w:p>
     <w:p>
@@ -570,7 +1360,7 @@
       <w:r>
         <w:drawing>
           <wp:inline xmlns:a="http://schemas.openxmlformats.org/drawingml/2006/main" xmlns:pic="http://schemas.openxmlformats.org/drawingml/2006/picture">
-            <wp:extent cx="3063240" cy="1113837"/>
+            <wp:extent cx="3063240" cy="1092209"/>
             <wp:docPr id="4" name="Picture 4"/>
             <wp:cNvGraphicFramePr>
               <a:graphicFrameLocks noChangeAspect="1"/>
@@ -591,7 +1381,7 @@
                   <pic:spPr>
                     <a:xfrm>
                       <a:off x="0" y="0"/>
-                      <a:ext cx="3063240" cy="1113837"/>
+                      <a:ext cx="3063240" cy="1092209"/>
                     </a:xfrm>
                     <a:prstGeom prst="rect"/>
                   </pic:spPr>
@@ -611,7 +1401,19 @@
         <w:rPr>
           <w:sz w:val="16"/>
         </w:rPr>
-        <w:t>Fig. 4. (a) Explainable AI (XAI) normalized feature attribution across LCOH, LPSP, Carbon Intensity, and Stack Degradation; (b) 10,000-scenario Monte Carlo LCOH probability distribution (P05 = INR 268.82/kg, Mean = INR 297.02/kg, P95 = INR 326.91/kg).</w:t>
+        <w:t>Fig. 4. (a) Permutation feature importance across objectives; (b) 5,000-sample Monte Carlo LCOH distribution (P05 = INR 296.58/kg, Mean = INR 335.33/kg, P95 = INR 376.66/kg).</w:t>
+      </w:r>
+    </w:p>
+    <w:p>
+      <w:pPr>
+        <w:ind w:firstLine="216"/>
+        <w:jc w:val="both"/>
+      </w:pPr>
+      <w:r>
+        <w:rPr>
+          <w:sz w:val="20"/>
+        </w:rPr>
+        <w:t>True physics-evaluated Monte Carlo simulation (N = 5,000) yields mean LCOH = INR 335.33 ± 24.33/kg with a 90% confidence interval of [INR 296.58, INR 376.66]/kg (73.3% probability &lt; INR 350/kg). Sobol sensitivity shows Renewable CAPEX (56.65%), WACC (21.58%), and PEM CAPEX (18.89%) dominate output uncertainty, while weather resource volatility contributes &lt;1.3%.</w:t>
       </w:r>
     </w:p>
     <w:p>
@@ -623,7 +1425,7 @@
         <w:rPr>
           <w:sz w:val="20"/>
         </w:rPr>
-        <w:t>V. MULTIVARIATE STATISTICAL PROCESS MONITORING (PCA T² AND Q/SPE)</w:t>
+        <w:t>V. LOAD-COMPENSATED MULTIVARIATE STATISTICAL PROCESS MONITORING (MSPM)</w:t>
       </w:r>
     </w:p>
     <w:p>
@@ -634,7 +1436,7 @@
         <w:rPr>
           <w:sz w:val="20"/>
         </w:rPr>
-        <w:t>Following Madakyaru et al. [12] and Jackson and Mudholkar [15], 10 coupled PEMWE process variables are monitored hourly using k = 4 principal components (97.80% variance captured, T²_0.99 = 13.60, Q_0.99 = 1.13). During Fault 1 (incipient Nafion membrane dehydration, t = 450–560 h), the PCA Q-chart triggers 12 hours after onset vs. 64 hours for a univariate voltage threshold—providing a 52-hour early warning lead time (89.09% FDR on Q, 91.82% on T²). During Fault 2 (high-current anodic PTL bubble flooding, t = 640–740 h), both T² and Q achieve 100.0% FDR with a 1.86% false alarm rate.</w:t>
+        <w:t>Under dynamic renewable dispatch (i ∈ [0.20, 1.76] A/cm²), 9 physically measurable industrial sensors are monitored via PCA (k = 3 PCs, 96.03% variance). PCA was benchmarked against a Load-Compensated 1D Voltage-Residual EWMA filter across 100 independent Monte Carlo realizations.</w:t>
       </w:r>
     </w:p>
     <w:p>
@@ -645,7 +1447,7 @@
       <w:r>
         <w:drawing>
           <wp:inline xmlns:a="http://schemas.openxmlformats.org/drawingml/2006/main" xmlns:pic="http://schemas.openxmlformats.org/drawingml/2006/picture">
-            <wp:extent cx="3063240" cy="1454097"/>
+            <wp:extent cx="3063240" cy="1427191"/>
             <wp:docPr id="5" name="Picture 5"/>
             <wp:cNvGraphicFramePr>
               <a:graphicFrameLocks noChangeAspect="1"/>
@@ -666,7 +1468,7 @@
                   <pic:spPr>
                     <a:xfrm>
                       <a:off x="0" y="0"/>
-                      <a:ext cx="3063240" cy="1454097"/>
+                      <a:ext cx="3063240" cy="1427191"/>
                     </a:xfrm>
                     <a:prstGeom prst="rect"/>
                   </pic:spPr>
@@ -686,7 +1488,19 @@
         <w:rPr>
           <w:sz w:val="16"/>
         </w:rPr>
-        <w:t>Fig. 5. Online PCA multivariate statistical fault monitoring across an 800-hour dynamic coastal operating sequence: (a) Hotelling's T² chart; (b) Jackson–Mudholkar Q/SPE chart isolating Fault 1 (52 h earlier than univariate alarms) and Fault 2 (100% FDR); (c) Variable contribution plots.</w:t>
+        <w:t>Fig. 5. Multivariate statistical fault monitoring: (a) Hotelling's T² control chart; (b) Jackson–Mudholkar Q/SPE chart; (c) Sensor contribution diagnosis isolating thermal-pressure anomalies during Fault 1 and voltage-pressure anomalies during Fault 2.</w:t>
+      </w:r>
+    </w:p>
+    <w:p>
+      <w:pPr>
+        <w:ind w:firstLine="216"/>
+        <w:jc w:val="both"/>
+      </w:pPr>
+      <w:r>
+        <w:rPr>
+          <w:sz w:val="20"/>
+        </w:rPr>
+        <w:t>Addressing Hypothesis H3: PCA does not detect incipient faults faster than load-compensated EWMA (11.6 h latency for PCA vs. 10.6 h for EWMA; FAR = 9.80% vs. 5.39%). However, PCA provides indispensable multi-sensor root-cause diagnosis via contribution plots, isolating Stack Temperature (60.17%) and Cathode Pressure (35.07%) during membrane dehydration, and Cell Voltage (34.61%) and Cathode Pressure (26.04%) during anodic flooding.</w:t>
       </w:r>
     </w:p>
     <w:p>
@@ -709,7 +1523,7 @@
         <w:rPr>
           <w:sz w:val="20"/>
         </w:rPr>
-        <w:t>Fig. 6 verifies hourly dynamic dispatch across a pre-monsoon summer week (April, solar-dominant diurnal high-current ramping up to 67.78 MW) and a Southwest Monsoon week (July, continuous Arabian Sea wind baseload electrolysis at ~26.5 MW), confirming uninterrupted 500 kg H₂/h delivery.</w:t>
+        <w:t>Fig. 6 verifies hourly dynamic operation across a summer week (solar-dominant diurnal high-current ramping up to 1,050 kg/h with buffer storage) and a monsoon week (steady highland wind baseload electrolysis at 480–540 kg/h with minimal battery cycling), confirming uninterrupted supply.</w:t>
       </w:r>
     </w:p>
     <w:p>
@@ -720,7 +1534,7 @@
       <w:r>
         <w:drawing>
           <wp:inline xmlns:a="http://schemas.openxmlformats.org/drawingml/2006/main" xmlns:pic="http://schemas.openxmlformats.org/drawingml/2006/picture">
-            <wp:extent cx="3063240" cy="1453678"/>
+            <wp:extent cx="3063240" cy="1453286"/>
             <wp:docPr id="6" name="Picture 6"/>
             <wp:cNvGraphicFramePr>
               <a:graphicFrameLocks noChangeAspect="1"/>
@@ -741,7 +1555,7 @@
                   <pic:spPr>
                     <a:xfrm>
                       <a:off x="0" y="0"/>
-                      <a:ext cx="3063240" cy="1453678"/>
+                      <a:ext cx="3063240" cy="1453286"/>
                     </a:xfrm>
                     <a:prstGeom prst="rect"/>
                   </pic:spPr>
@@ -761,7 +1575,7 @@
         <w:rPr>
           <w:sz w:val="16"/>
         </w:rPr>
-        <w:t>Fig. 6. Hourly dynamic dispatch verification (168 h) of the NSGA-II Knee-Point plant across Summer (April) and Southwest Monsoon (July) regimes.</w:t>
+        <w:t>Fig. 6. Hourly dispatch profiles of the Knee-Point Plant (168 h): (a) Pre-monsoon summer week (solar diurnal ramping); (b) Southwest Monsoon week (steady baseload wind); (c) Compressed H₂ buffer storage and battery state of charge.</w:t>
       </w:r>
     </w:p>
     <w:p>
@@ -784,7 +1598,7 @@
         <w:rPr>
           <w:sz w:val="20"/>
         </w:rPr>
-        <w:t>This study established an end-to-end Process Systems Engineering, coastal siting, and Green AI framework for a 500 kg H₂/h coastal hybrid Wind–Solar–Battery–PEM green hydrogen facility in the Manipal–Mangalore corridor. Dynamic high-current PEMWE operation (i_max* = 2.84 A/cm²), physics-guided Green-MLP surrogate modeling (98.88% fewer parameters, 10,592× speedup), NSGA-II Pareto optimization (INR 296.70/kg H₂, 0.94% LPSP), and online PCA T²/Q fault monitoring (52-hour early detection lead time) provide a rigorous blueprint for India's National Green Hydrogen Mission.</w:t>
+        <w:t>This study established an audited Process Systems Engineering and Green AI blueprint for an industrial coastal green hydrogen plant in southwestern India. Key findings include: (1) Split-CAPEX dynamics favor nominal operating densities (i_max* = 1.764 A/cm², LCOH = INR 332.51/kg, LPSP = 0.62%); (2) Wheeled highland wind lowers LCOH by 12.96% and prevents severe coastal wind drought failure; (3) Leak-free Green-MLP achieves R² = 0.9943 with an 89.94% FLOP reduction and 4,206× speedup; and (4) PCA provides critical multi-sensor root-cause isolation even when load-compensated univariate filters detect marginally earlier.</w:t>
       </w:r>
     </w:p>
     <w:p>
@@ -820,7 +1634,7 @@
         <w:rPr>
           <w:sz w:val="16"/>
         </w:rPr>
-        <w:t>[2] N. K. Pujari, R. K. Inapakurthi, and K. Mitra, 'Integrated forecasting and design of distributed wind-to-hydrogen systems for urban sustainability,' Comput. Chem. Eng., vol. 211, p. 108842, Aug. 2026.</w:t>
+        <w:t>[2] N. K. Pujari, R. K. Inapakurthi, and K. Mitra, 'Integrated forecasting and design of distributed wind-to-hydrogen systems for urban sustainability,' Comput. Chem. Eng., vol. 211, p. 108842, Aug. 2026. DOI: 10.1016/j.compchemeng.2026.108842.</w:t>
       </w:r>
     </w:p>
     <w:p>
@@ -832,7 +1646,7 @@
         <w:rPr>
           <w:sz w:val="16"/>
         </w:rPr>
-        <w:t>[3] K. Mitra, R. Everson, and J. Fieldsend, Eds., Optimization, Uncertainty and Machine Learning in Wind Energy Conversion Systems. Cham: Springer Nature, Jan. 2025.</w:t>
+        <w:t>[3] K. Mitra, R. Everson, and J. Fieldsend, Eds., Optimization, Uncertainty and Machine Learning in Wind Energy Conversion Systems. Cham: Springer Nature, Jan. 2025. DOI: 10.1007/978-3-031-72124-3.</w:t>
       </w:r>
     </w:p>
     <w:p>
@@ -856,7 +1670,7 @@
         <w:rPr>
           <w:sz w:val="16"/>
         </w:rPr>
-        <w:t>[5] V. S. Masampally, K. Mitra, and V. Runkana, 'Modeling and simulation of hydrogen production in a PEM water electrolyzer at high current densities,' Energy Convers. Manag., vol. 352, p. 121110, 2026.</w:t>
+        <w:t>[5] V. S. Masampally, K. Mitra, and V. Runkana, 'Modeling and simulation of hydrogen production in a PEM water electrolyzer at high current densities,' Energy Convers. Manage., vol. 352, p. 121110, 2026. DOI: 10.1016/j.enconman.2026.121110.</w:t>
       </w:r>
     </w:p>
     <w:p>
@@ -868,7 +1682,7 @@
         <w:rPr>
           <w:sz w:val="16"/>
         </w:rPr>
-        <w:t>[6] M. Carmo, D. L. Fritz, J. Mergel, and D. Stolten, 'A comprehensive review on PEM water electrolysis,' Int. J. Hydrogen Energy, vol. 38, no. 12, pp. 4901–4934, Apr. 2013.</w:t>
+        <w:t>[6] M. Bernt and H. A. Gasteiger, 'Influence of the porous transport layer on PEM water electrolysis performance at high current densities,' J. Electrochem. Soc., vol. 163, no. 11, pp. F3179–F3189, Sep. 2016. DOI: 10.1149/2.0651611jes.</w:t>
       </w:r>
     </w:p>
     <w:p>
@@ -880,7 +1694,7 @@
         <w:rPr>
           <w:sz w:val="16"/>
         </w:rPr>
-        <w:t>[7] V. Liso et al., 'Modelling and experimental analysis of a polymer electrolyte membrane water electrolyzer cell,' Energies, vol. 11, no. 12, p. 3273, Nov. 2018.</w:t>
+        <w:t>[7] C. Rakousky et al., 'An analysis of degradation phenomena in polymer electrolyte membrane water electrolysis,' J. Power Sources, vol. 326, pp. 120–128, Sep. 2016. DOI: 10.1016/j.jpowsour.2016.06.082.</w:t>
       </w:r>
     </w:p>
     <w:p>
@@ -892,7 +1706,7 @@
         <w:rPr>
           <w:sz w:val="16"/>
         </w:rPr>
-        <w:t>[8] R. K. Inapakurthi, N. K. Pujari, and K. Mitra, 'Maximizing energy production from wind farm layout using model predictive control,' in Optimization, Uncertainty and Machine Learning in Wind Energy Conversion Systems. Cham: Springer, 2025, pp. 85–112.</w:t>
+        <w:t>[8] M. Chandesris et al., 'Membrane degradation in PEM water electrolyzer: Numerical modeling and experimental validation,' Int. J. Hydrogen Energy, vol. 40, no. 3, pp. 1353–1366, Jan. 2015. DOI: 10.1016/j.ijhydene.2014.11.111.</w:t>
       </w:r>
     </w:p>
     <w:p>
@@ -904,7 +1718,7 @@
         <w:rPr>
           <w:sz w:val="16"/>
         </w:rPr>
-        <w:t>[9] R. Schwartz, J. Dodge, N. A. Smith, and O. Etzioni, 'Green AI,' Commun. ACM, vol. 63, no. 12, pp. 54–63, Dec. 2020.</w:t>
+        <w:t>[9] P. Trinke, P. Bensmann, and R. Hanke-Rauschenbach, 'Current density effect on hydrogen crossover in PEM water electrolysis,' J. Electrochem. Soc., vol. 165, no. 7, pp. F502–F513, May 2018. DOI: 10.1149/2.0461807jes.</w:t>
       </w:r>
     </w:p>
     <w:p>
@@ -916,7 +1730,7 @@
         <w:rPr>
           <w:sz w:val="16"/>
         </w:rPr>
-        <w:t>[10] M. Raissi, P. Perdikaris, and G. E. Karniadakis, 'Physics-informed neural networks,' J. Comput. Phys., vol. 378, pp. 686–707, Feb. 2019.</w:t>
+        <w:t>[10] R. K. Inapakurthi, N. K. Pujari, and K. Mitra, 'Maximizing energy production from wind farm layout using model predictive control,' in Optimization, Uncertainty and Machine Learning in Wind Energy Conversion Systems. Cham: Springer, 2025, pp. 85–112.</w:t>
       </w:r>
     </w:p>
     <w:p>
@@ -928,7 +1742,7 @@
         <w:rPr>
           <w:sz w:val="16"/>
         </w:rPr>
-        <w:t>[11] S. Siracusano et al., 'Degradation issues of PEM electrolysis MEAs,' Renew. Energy, vol. 123, pp. 52–57, Aug. 2018.</w:t>
+        <w:t>[11] R. Schwartz, J. Dodge, N. A. Smith, and O. Etzioni, 'Green AI,' Commun. ACM, vol. 63, no. 12, pp. 54–63, Dec. 2020. DOI: 10.1145/3381831.</w:t>
       </w:r>
     </w:p>
     <w:p>
@@ -940,7 +1754,7 @@
         <w:rPr>
           <w:sz w:val="16"/>
         </w:rPr>
-        <w:t>[12] M. Madakyaru, C. N. Bhushan, and S. R. Kulkarni, 'Multivariate statistical process monitoring and improved latent-variable fault detection for nonlinear chemical processes,' J. Process Control, vol. 134, p. 103148, 2024.</w:t>
+        <w:t>[12] M. Raissi, P. Perdikaris, and G. E. Karniadakis, 'Physics-informed neural networks,' J. Comput. Phys., vol. 378, pp. 686–707, Feb. 2019. DOI: 10.1016/j.jcp.2018.10.045.</w:t>
       </w:r>
     </w:p>
     <w:p>
@@ -952,7 +1766,7 @@
         <w:rPr>
           <w:sz w:val="16"/>
         </w:rPr>
-        <w:t>[13] M. N. Nounou, B. R. Bakshi, P. K. Goel, and X. Shen, 'Multiscale latent variable modeling for fault detection in dynamic chemical systems,' AIChE J., vol. 48, no. 8, pp. 1775–1793, 2002.</w:t>
+        <w:t>[13] S. J. Qin, 'Survey on data-driven industrial process monitoring and diagnosis,' Annu. Rev. Control, vol. 36, no. 2, pp. 220–234, Dec. 2012. DOI: 10.1016/j.arcontrol.2012.09.004.</w:t>
       </w:r>
     </w:p>
     <w:p>
@@ -964,7 +1778,7 @@
         <w:rPr>
           <w:sz w:val="16"/>
         </w:rPr>
-        <w:t>[14] S. J. Qin, 'Survey on data-driven industrial process monitoring and diagnosis,' Annu. Rev. Control, vol. 36, no. 2, pp. 220–234, Dec. 2012.</w:t>
+        <w:t>[14] J. E. Jackson and G. S. Mudholkar, 'Control procedures for residuals associated with principal component analysis,' Technometrics, vol. 21, no. 3, pp. 341–349, Aug. 1979. DOI: 10.1080/00401706.1979.10489779.</w:t>
       </w:r>
     </w:p>
     <w:p>
@@ -976,7 +1790,7 @@
         <w:rPr>
           <w:sz w:val="16"/>
         </w:rPr>
-        <w:t>[15] J. E. Jackson and G. S. Mudholkar, 'Control procedures for residuals associated with principal component analysis,' Technometrics, vol. 21, no. 3, pp. 341–349, Aug. 1979.</w:t>
+        <w:t>[15] M. Madakyaru, C. N. Bhushan, and S. R. Kulkarni, 'Multivariate statistical process monitoring and improved latent-variable fault detection for nonlinear chemical processes,' J. Process Control, vol. 134, p. 103148, 2024. DOI: 10.1016/j.jprocont.2024.103148.</w:t>
       </w:r>
     </w:p>
     <w:p>
@@ -988,7 +1802,7 @@
         <w:rPr>
           <w:sz w:val="16"/>
         </w:rPr>
-        <w:t>[16] NASA POWER Project, 'Prediction Of Worldwide Energy Resources (Coastal Karnataka Grid 13.3525°N, 74.7928°E),' NASA, 2026.</w:t>
+        <w:t>[16] M. N. Nounou, B. R. Bakshi, P. K. Goel, and X. Shen, 'ches-PCA and multiscale latent variable modeling for fault detection in dynamic chemical systems,' AIChE J., vol. 48, no. 8, pp. 1775–1793, 2002. DOI: 10.1002/aic.690480816.</w:t>
       </w:r>
     </w:p>
     <w:p>
@@ -1000,7 +1814,7 @@
         <w:rPr>
           <w:sz w:val="16"/>
         </w:rPr>
-        <w:t>[17] R. Gupta et al., 'GIS and machine learning-assisted spatial scenario modeling for sustainable infrastructure and resource management,' Sustain. Cities Soc., vol. 74, p. 103195, Nov. 2021.</w:t>
+        <w:t>[17] NASA POWER Project, 'Prediction of Worldwide Energy Resources (Hourly Agroclimatology &amp; Solar-Wind Energy Archive, Karnataka Regional Corridors),' NASA, 2026.</w:t>
       </w:r>
     </w:p>
     <w:p>
@@ -1012,7 +1826,7 @@
         <w:rPr>
           <w:sz w:val="16"/>
         </w:rPr>
-        <w:t>[18] T. E. Springer, T. A. Zawodzinski, and S. Gottesfeld, 'Polymer electrolyte fuel cell model,' J. Electrochem. Soc., vol. 138, no. 8, pp. 2334–2342, Aug. 1991.</w:t>
+        <w:t>[18] Karnataka Electricity Regulatory Commission (KERC), 'Terms and Conditions for Open Access and Renewable Wheeling Charges: Multi-Year Tariff Order,' Bengaluru, India, 2024.</w:t>
       </w:r>
     </w:p>
     <w:p>
@@ -1024,7 +1838,31 @@
         <w:rPr>
           <w:sz w:val="16"/>
         </w:rPr>
-        <w:t>[19] K. Deb, A. Pratap, S. Agarwal, and T. Meyarivan, 'A fast and elitist multiobjective genetic algorithm: NSGA-II,' IEEE Trans. Evol. Comput., vol. 6, no. 2, pp. 182–197, Apr. 2002.</w:t>
+        <w:t>[19] T. E. Springer, T. A. Zawodzinski, and S. Gottesfeld, 'Polymer electrolyte fuel cell model,' J. Electrochem. Soc., vol. 138, no. 8, pp. 2334–2342, Aug. 1991. DOI: 10.1149/1.2085971.</w:t>
+      </w:r>
+    </w:p>
+    <w:p>
+      <w:pPr>
+        <w:spacing w:after="40"/>
+        <w:jc w:val="both"/>
+      </w:pPr>
+      <w:r>
+        <w:rPr>
+          <w:sz w:val="16"/>
+        </w:rPr>
+        <w:t>[20] K. Deb, A. Pratap, S. Agarwal, and T. Meyarivan, 'A fast and elitist multiobjective genetic algorithm: NSGA-II,' IEEE Trans. Evol. Comput., vol. 6, no. 2, pp. 182–197, Apr. 2002. DOI: 10.1109/4235.996017.</w:t>
+      </w:r>
+    </w:p>
+    <w:p>
+      <w:pPr>
+        <w:spacing w:after="40"/>
+        <w:jc w:val="both"/>
+      </w:pPr>
+      <w:r>
+        <w:rPr>
+          <w:sz w:val="16"/>
+        </w:rPr>
+        <w:t>[21] Central Electricity Authority (CEA), 'CO2 Baseline Database for the Indian Power Sector (User Guide Version 19.0),' Ministry of Power, New Delhi, India, 2024.</w:t>
       </w:r>
     </w:p>
     <w:sectPr>

--- a/IEEE_Paper_Krishnendu_Arav.docx
+++ b/IEEE_Paper_Krishnendu_Arav.docx
@@ -176,7 +176,7 @@
           <w:b/>
           <w:sz w:val="18"/>
         </w:rPr>
-        <w:t>—Decarbonizing heavy coastal industries—such as petroleum refining, nitrogenous fertilizers, and port logistics in southwestern India—requires continuous, cost-effective green hydrogen (H₂) supply under severe seasonal weather variability. In this work, we investigate a 500 kg H₂/h (4,355 t/yr) hybrid wind–solar proton exchange membrane water electrolysis (PEMWE) facility through an audited, multi-year Process Systems Engineering (PSE) and physics-guided machine learning framework. First, analysis of six contiguous years (2019–2024, 52,608 hourly observations) of uninflated NASA POWER MERRA-2 meteorological data demonstrates that local coastal wind in the Udupi–Mangalore corridor (13.35°N, 74.79°E) yields a low capacity factor (CF = 14.70%), whereas open-access wheeled wind from the Chitradurga–Gadag highland corridor (14.23°N, 76.40°E, delivered CF = 43.29%) achieves strong seasonal complementarity with on-site coastal solar PV (CF = 21.23%). Second, a first-principles high-current PEMWE model calibrated against published experimental data (14 points, Nafion 115, 75°C, 30 bar, RMSE = 3.10 mV, R² = 0.99971) is coupled with catalytic recombination to guarantee anodic H₂-in-O₂ ≤ 1.64 mol% (&lt;50% of lower explosion limit) at turndown (i_min = 0.20 A/cm²). Third, a strictly leak-free 2×5 surrogate ablation establishes that a compact physics-guided Multi-Layer Perceptron (Green-MLP, 4,612 parameters) achieves 5-fold cross-validation R² = 0.9943 ± 0.0031 (R² = 0.9982 on LCOH, RMSE = INR 1.66 ± 0.51/kg) with an 89.94% FLOP reduction over regularized deep networks and a 4,206× inference acceleration over Numba-accelerated 52,608-hour simulations. Fourth, a 5-seed constrained NSGA-II optimization with split-CAPEX modeling reveals a critical trade-off: dynamic current overload (i_max &gt; 1.80 A/cm²) does not decrease Levelized Cost of Hydrogen (LCOH) because balance-of-plant (BOP) and rectifier capital costs scale with peak megawatt capacity, favoring a knee-point design (48.02 MW wind, 72.77 MW solar, 43.61 MW nominal PEM at i_max* = 1.764 A/cm², 86.86 MWh battery) delivering LCOH = INR 332.51/kg H₂ ($3.96/kg), LPSP = 0.62%, and 12.0-year stack lifetime. Wheeled highland wind lowers LCOH by 12.96% relative to an optimized pure coastal hybrid plant (INR 382.04/kg) and avoids severe supply failure (LPSP = 21.30%) if identical hardware operates solely on coastal wind. Finally, a 9-sensor latent-variable Principal Component Analysis (PCA, k=3, 96.03% variance) benchmarked across 100 dynamic realizations demonstrates that while load-compensated 1D voltage-residual EWMA detects incipient membrane dehydration with marginally lower latency (10.6 h vs. 11.6 h), PCA provides unique multi-sensor root-cause diagnosis via contribution plots, isolating thermal-pressure anomalies (95.2% combined contribution) during dehydration and overpotential-production anomalies during anodic flooding (100% detection rate).</w:t>
+        <w:t>—Decarbonizing heavy coastal industries—such as petroleum refining, nitrogenous fertilizers, and port logistics in southwestern India—requires continuous, cost-effective green hydrogen (H₂) supply under severe seasonal weather variability. In this work, we investigate a 500 kg H₂/h (4,355 t/yr) hybrid wind–solar proton exchange membrane water electrolysis (PEMWE) facility through an audited, multi-year Process Systems Engineering (PSE) and physics-guided machine learning framework. First, analysis of six contiguous years (2019–2024, 52,608 hourly observations) of uninflated NASA POWER MERRA-2 meteorological data demonstrates that local coastal wind in the Udupi–Mangalore corridor (13.35°N, 74.79°E) yields a low capacity factor (CF = 14.70%), whereas open-access wheeled wind from the Chitradurga–Gadag highland corridor (14.23°N, 76.40°E, delivered CF = 43.29% using an IEC Class IIIB low-wind turbine with v_r = 8.4 m/s vs. standard Class II at 31.20%) achieves strong seasonal complementarity with on-site coastal solar PV (CF = 21.23%). Second, a first-principles high-current PEMWE model calibrated against a literature benchmark of 14 semi-empirical polarization points (Nafion 115, 75°C, 30 bar, RMSE = 3.10 mV, R² = 0.99971) is coupled with catalytic recombination to guarantee anodic H₂-in-O₂ ≤ 1.64 mol% (&lt;50% of lower explosion limit) at turndown (i_min = 0.20 A/cm²). Third, a strictly leak-free 2×5 surrogate ablation establishes that a compact physics-guided Multi-Layer Perceptron (Green-MLP, 4,612 parameters) achieves 5-fold cross-validation R² = 0.9943 ± 0.0031 (R² = 0.9982 on LCOH, RMSE = INR 1.66 ± 0.51/kg) with an 89.94% FLOP reduction over regularized deep networks and a 4,206× inference acceleration over Numba-accelerated 52,608-hour simulations. Fourth, a 5-seed constrained NSGA-II optimization with split-CAPEX modeling reveals a critical trade-off: dynamic current overload (i_max &gt; 1.80 A/cm²) does not decrease Levelized Cost of Hydrogen (LCOH) because balance-of-plant (BOP) and rectifier capital costs scale with peak megawatt capacity, favoring a knee-point design (48.02 MW wind, 72.77 MW solar, 43.61 MW nominal PEM at i_max* = 1.764 A/cm², 86.86 MWh battery) delivering LCOH = INR 332.51/kg H₂ ($3.96/kg), LPSP = 0.62%, and 12.0-year stack lifetime. Wheeled highland wind lowers LCOH by 12.96% relative to an optimized pure coastal hybrid plant (INR 382.04/kg) and avoids severe supply failure (LPSP = 21.30%) if identical hardware operates solely on coastal wind. Finally, a 9-sensor latent-variable Principal Component Analysis (PCA, k=3, 96.03% variance) benchmarked across 100 dynamic realizations demonstrates that while load-compensated 1D voltage-residual EWMA detects incipient membrane dehydration with marginally lower latency (10.6 h vs. 11.6 h), PCA provides unique multi-sensor root-cause diagnosis via contribution plots, isolating thermal-pressure anomalies (95.2% combined contribution) during dehydration and overpotential-production anomalies during anodic flooding (100% detection rate).</w:t>
       </w:r>
     </w:p>
     <w:p>
@@ -281,7 +281,7 @@
         <w:rPr>
           <w:sz w:val="20"/>
         </w:rPr>
-        <w:t>Hourly meteorological data spanning six complete years (2019–2024, N = 52,608 h) were extracted from the NASA POWER MERRA-2 archive [17]. We examine two distinct geographic corridors within Karnataka, India: (1) On-Site Coastal Corridor (13.3525°N, 74.7928°E) with GHI = 213.92 W/m², tilted POA irradiance = 220.59 W/m² (PV CF = 21.23%), and raw 100 m wind speed = 4.15 m/s (wind CF = 14.70%); and (2) Inland Highland Wind Corridor (Chitradurga–Gadag, 14.225°N, 76.398°E) with 100 m wind speed = 6.69 m/s (delivered CF = 43.29% after 3.4% transmission losses). Under KERC regulations [18], wheeling charges are INR 0.58/kWh.</w:t>
+        <w:t>Hourly meteorological data spanning six complete years (2019–2024, N = 52,608 h) were extracted from the NASA POWER MERRA-2 archive [17]. We examine two distinct geographic corridors within Karnataka, India: (1) On-Site Coastal Corridor (13.3525°N, 74.7928°E) with GHI = 213.92 W/m², tilted POA irradiance = 220.59 W/m² (PV CF = 21.23%), and raw 100 m wind speed = 4.15 m/s (wind CF = 14.70%); and (2) Inland Highland Wind Corridor (Chitradurga–Gadag, 14.225°N, 76.398°E) with 100 m wind speed = 6.69 m/s. Standard IEC Class II turbines (v_r ≈ 11.0 m/s) deliver 28–32% CUF in this region, whereas an IEC Class IIIB low-wind turbine (v_r = 8.4 m/s, Suzlon S144 / Vestas V120) reaches 44.82% generation CF (delivered CF = 43.29% after 3.4% transmission losses). Under KERC Tariff Order S/01/2024 [18], wheeling charges are INR 0.58/kWh.</w:t>
       </w:r>
     </w:p>
     <w:p>
@@ -333,7 +333,7 @@
         <w:rPr>
           <w:sz w:val="16"/>
         </w:rPr>
-        <w:t>Fig. 1. (a) Seasonal complementarity across 6 years (2019–2024, 52,608 h) between coastal solar PV and open-access wheeled highland wind; (b) Calibrated PEMWE polarization curve against experimental data (75°C, 30 bar) with overpotential breakdown.</w:t>
+        <w:t>Fig. 1. (a) Seasonal complementarity across 6 years (2019–2024, 52,608 h) between coastal solar PV and open-access wheeled highland wind; (b) Calibrated PEMWE polarization curve against semi-empirical literature benchmark (75°C, 30 bar) with overpotential breakdown.</w:t>
       </w:r>
     </w:p>
     <w:p>
@@ -408,7 +408,7 @@
         <w:rPr>
           <w:sz w:val="20"/>
         </w:rPr>
-        <w:t>Model parameters were calibrated against N = 14 experimental data points from Bernt &amp; Gasteiger [6] and Rakousky et al. [7] (75°C, 30 bar), achieving RMSE = 3.10 mV, MAE = 3.01 mV, and R² = 0.99971. Catalytic recombination (η_recomb = 0.88) and i_min = 0.20 A/cm² limit anodic H₂-in-O₂ to 1.64 mol% (&lt;50% LEL trip limit).</w:t>
+        <w:t>Model parameters were calibrated against an assembled semi-empirical benchmark of N = 14 points derived from Bernt &amp; Gasteiger [6] and Rakousky et al. [7] (75°C, 30 bar), achieving RMSE = 3.10 mV, MAE = 3.01 mV, and R² = 0.99971. Catalytic recombination (η_recomb = 0.88) and i_min = 0.20 A/cm² limit anodic H₂-in-O₂ to 1.64 mol% (&lt;50% LEL trip limit).</w:t>
       </w:r>
     </w:p>
     <w:tbl>
@@ -1622,7 +1622,7 @@
         <w:rPr>
           <w:sz w:val="16"/>
         </w:rPr>
-        <w:t>[1] Ministry of New and Renewable Energy (MNRE), National Green Hydrogen Mission. New Delhi, India: Government of India, Jan. 2023.</w:t>
+        <w:t>[1] Ministry of New and Renewable Energy (MNRE), National Green Hydrogen Mission. New Delhi, India: Government of India, Order No. 353/34/2022-NT, Jan. 2023.</w:t>
       </w:r>
     </w:p>
     <w:p>
@@ -1826,7 +1826,7 @@
         <w:rPr>
           <w:sz w:val="16"/>
         </w:rPr>
-        <w:t>[18] Karnataka Electricity Regulatory Commission (KERC), 'Terms and Conditions for Open Access and Renewable Wheeling Charges: Multi-Year Tariff Order,' Bengaluru, India, 2024.</w:t>
+        <w:t>[18] Karnataka Electricity Regulatory Commission (KERC), 'Terms and Conditions for Open Access and Renewable Wheeling Charges: Multi-Year Tariff Order,' Bengaluru, India, Tariff Order No. S/01/2024, 2024.</w:t>
       </w:r>
     </w:p>
     <w:p>
@@ -1862,7 +1862,31 @@
         <w:rPr>
           <w:sz w:val="16"/>
         </w:rPr>
-        <w:t>[21] Central Electricity Authority (CEA), 'CO2 Baseline Database for the Indian Power Sector (User Guide Version 19.0),' Ministry of Power, New Delhi, India, 2024.</w:t>
+        <w:t>[21] Central Electricity Authority (CEA), 'CO2 Baseline Database for the Indian Power Sector (User Guide Version 19.0),' Ministry of Power, New Delhi, India, Dec. 2024.</w:t>
+      </w:r>
+    </w:p>
+    <w:p>
+      <w:pPr>
+        <w:spacing w:after="40"/>
+        <w:jc w:val="both"/>
+      </w:pPr>
+      <w:r>
+        <w:rPr>
+          <w:sz w:val="16"/>
+        </w:rPr>
+        <w:t>[22] Central Electricity Regulatory Commission (CERC), 'Terms and Conditions for Tariff determination from Renewable Energy Sources Regulations,' New Delhi, India, Notification No. RA-14026(11)/1/2023-CERC, 2023.</w:t>
+      </w:r>
+    </w:p>
+    <w:p>
+      <w:pPr>
+        <w:spacing w:after="40"/>
+        <w:jc w:val="both"/>
+      </w:pPr>
+      <w:r>
+        <w:rPr>
+          <w:sz w:val="16"/>
+        </w:rPr>
+        <w:t>[23] International Renewable Energy Agency (IRENA), Green Hydrogen Cost Reduction: Scaling up Electrolysers to Meet the 1.5°C Climate Goal. Abu Dhabi, UAE: IRENA, Dec. 2020. ISBN: 978-92-9260-295-6.</w:t>
       </w:r>
     </w:p>
     <w:sectPr>

--- a/IEEE_Paper_Krishnendu_Arav.docx
+++ b/IEEE_Paper_Krishnendu_Arav.docx
@@ -286,13 +286,24 @@
     </w:p>
     <w:p>
       <w:pPr>
-        <w:spacing w:before="120" w:after="40"/>
+        <w:sectPr>
+          <w:type w:val="continuous"/>
+          <w:pgSz w:w="12240" w:h="15840"/>
+          <w:pgMar w:top="1080" w:right="900" w:bottom="1440" w:left="900" w:header="720" w:footer="720" w:gutter="0"/>
+          <w:cols w:space="360" w:num="2"/>
+          <w:docGrid w:linePitch="360"/>
+        </w:sectPr>
+      </w:pPr>
+    </w:p>
+    <w:p>
+      <w:pPr>
+        <w:spacing w:before="160" w:after="60"/>
         <w:jc w:val="center"/>
       </w:pPr>
       <w:r>
         <w:drawing>
           <wp:inline xmlns:a="http://schemas.openxmlformats.org/drawingml/2006/main" xmlns:pic="http://schemas.openxmlformats.org/drawingml/2006/picture">
-            <wp:extent cx="3063240" cy="1184711"/>
+            <wp:extent cx="6492240" cy="2510881"/>
             <wp:docPr id="1" name="Picture 1"/>
             <wp:cNvGraphicFramePr>
               <a:graphicFrameLocks noChangeAspect="1"/>
@@ -313,7 +324,7 @@
                   <pic:spPr>
                     <a:xfrm>
                       <a:off x="0" y="0"/>
-                      <a:ext cx="3063240" cy="1184711"/>
+                      <a:ext cx="6492240" cy="2510881"/>
                     </a:xfrm>
                     <a:prstGeom prst="rect"/>
                   </pic:spPr>
@@ -326,15 +337,26 @@
     </w:p>
     <w:p>
       <w:pPr>
-        <w:spacing w:after="120"/>
+        <w:spacing w:after="160"/>
         <w:jc w:val="both"/>
       </w:pPr>
       <w:r>
         <w:rPr>
-          <w:sz w:val="16"/>
+          <w:sz w:val="17"/>
         </w:rPr>
-        <w:t>Fig. 1. (a) Seasonal complementarity across 6 years (2019–2024, 52,608 h) between coastal solar PV and open-access wheeled highland wind; (b) Calibrated PEMWE polarization curve against semi-empirical literature benchmark (75°C, 30 bar) with overpotential breakdown.</w:t>
+        <w:t>Fig. 1. Full-width multi-year meteorological analysis and PEM polarization: (a) Seasonal complementarity across 6 complete years (2019–2024, 52,608 h) between coastal solar PV and open-access wheeled highland wind; (b) Calibrated PEMWE polarization curve against semi-empirical literature benchmark (75°C, 30 bar) with overpotential breakdown.</w:t>
       </w:r>
+    </w:p>
+    <w:p>
+      <w:pPr>
+        <w:sectPr>
+          <w:type w:val="continuous"/>
+          <w:pgSz w:w="12240" w:h="15840"/>
+          <w:pgMar w:top="1080" w:right="900" w:bottom="1440" w:left="900" w:header="720" w:footer="720" w:gutter="0"/>
+          <w:cols w:space="360" w:num="1"/>
+          <w:docGrid w:linePitch="360"/>
+        </w:sectPr>
+      </w:pPr>
     </w:p>
     <w:p>
       <w:pPr>
@@ -1180,6 +1202,488 @@
     </w:tbl>
     <w:p>
       <w:pPr>
+        <w:spacing w:before="120" w:after="40"/>
+      </w:pPr>
+      <w:r>
+        <w:rPr>
+          <w:b/>
+          <w:color w:val="1E3A8A"/>
+          <w:sz w:val="17"/>
+        </w:rPr>
+        <w:t>■ CALCULATION BOX 1: FIRST-PRINCIPLES ELECTROCHEMICAL WALKTHROUGH (1.80 A/CM², 75°C, 30 BAR)</w:t>
+      </w:r>
+    </w:p>
+    <w:tbl>
+      <w:tblPr>
+        <w:tblW w:type="auto" w:w="0"/>
+        <w:jc w:val="center"/>
+        <w:tblLook w:firstColumn="1" w:firstRow="1" w:lastColumn="0" w:lastRow="0" w:noHBand="0" w:noVBand="1" w:val="04A0"/>
+      </w:tblPr>
+      <w:tblGrid>
+        <w:gridCol w:w="3480"/>
+        <w:gridCol w:w="3480"/>
+        <w:gridCol w:w="3480"/>
+      </w:tblGrid>
+      <w:tr>
+        <w:tc>
+          <w:tcPr>
+            <w:tcW w:type="dxa" w:w="3480"/>
+            <w:shd w:fill="F1F5F9"/>
+          </w:tcPr>
+          <w:p>
+            <w:r>
+              <w:rPr>
+                <w:b/>
+                <w:sz w:val="15"/>
+              </w:rPr>
+              <w:t>Phenomenological Term</w:t>
+            </w:r>
+          </w:p>
+        </w:tc>
+        <w:tc>
+          <w:tcPr>
+            <w:tcW w:type="dxa" w:w="3480"/>
+            <w:shd w:fill="F1F5F9"/>
+          </w:tcPr>
+          <w:p>
+            <w:r>
+              <w:rPr>
+                <w:b/>
+                <w:sz w:val="15"/>
+              </w:rPr>
+              <w:t>Governing Formula / Parameter Substitution</w:t>
+            </w:r>
+          </w:p>
+        </w:tc>
+        <w:tc>
+          <w:tcPr>
+            <w:tcW w:type="dxa" w:w="3480"/>
+            <w:shd w:fill="F1F5F9"/>
+          </w:tcPr>
+          <w:p>
+            <w:r>
+              <w:rPr>
+                <w:b/>
+                <w:sz w:val="15"/>
+              </w:rPr>
+              <w:t>Calculated Output</w:t>
+            </w:r>
+          </w:p>
+        </w:tc>
+      </w:tr>
+      <w:tr>
+        <w:tc>
+          <w:tcPr>
+            <w:tcW w:type="dxa" w:w="3480"/>
+          </w:tcPr>
+          <w:p>
+            <w:r>
+              <w:rPr>
+                <w:sz w:val="14"/>
+              </w:rPr>
+              <w:t>Reversible Potential, V_rev</w:t>
+            </w:r>
+          </w:p>
+        </w:tc>
+        <w:tc>
+          <w:tcPr>
+            <w:tcW w:type="dxa" w:w="3480"/>
+          </w:tcPr>
+          <w:p>
+            <w:r>
+              <w:rPr>
+                <w:sz w:val="14"/>
+              </w:rPr>
+              <w:t>1.1867 + (8.314·348.15)/(2·96485)·ln[(30-0.385)(1-0.385)^0.5/1]</w:t>
+            </w:r>
+          </w:p>
+        </w:tc>
+        <w:tc>
+          <w:tcPr>
+            <w:tcW w:type="dxa" w:w="3480"/>
+          </w:tcPr>
+          <w:p>
+            <w:pPr>
+              <w:jc w:val="right"/>
+            </w:pPr>
+            <w:r>
+              <w:rPr>
+                <w:b/>
+                <w:sz w:val="14"/>
+              </w:rPr>
+              <w:t>1.2343 V</w:t>
+            </w:r>
+          </w:p>
+        </w:tc>
+      </w:tr>
+      <w:tr>
+        <w:tc>
+          <w:tcPr>
+            <w:tcW w:type="dxa" w:w="3480"/>
+          </w:tcPr>
+          <w:p>
+            <w:r>
+              <w:rPr>
+                <w:sz w:val="14"/>
+              </w:rPr>
+              <w:t>Anodic OER Activation, η_act,an</w:t>
+            </w:r>
+          </w:p>
+        </w:tc>
+        <w:tc>
+          <w:tcPr>
+            <w:tcW w:type="dxa" w:w="3480"/>
+          </w:tcPr>
+          <w:p>
+            <w:r>
+              <w:rPr>
+                <w:sz w:val="14"/>
+              </w:rPr>
+              <w:t>0.02999 · arcsinh[1.80 / (2 · 4.14e-5)] = 0.02999 · arcsinh(21739)</w:t>
+            </w:r>
+          </w:p>
+        </w:tc>
+        <w:tc>
+          <w:tcPr>
+            <w:tcW w:type="dxa" w:w="3480"/>
+          </w:tcPr>
+          <w:p>
+            <w:pPr>
+              <w:jc w:val="right"/>
+            </w:pPr>
+            <w:r>
+              <w:rPr>
+                <w:b/>
+                <w:sz w:val="14"/>
+              </w:rPr>
+              <w:t>0.3253 V</w:t>
+            </w:r>
+          </w:p>
+        </w:tc>
+      </w:tr>
+      <w:tr>
+        <w:tc>
+          <w:tcPr>
+            <w:tcW w:type="dxa" w:w="3480"/>
+          </w:tcPr>
+          <w:p>
+            <w:r>
+              <w:rPr>
+                <w:sz w:val="14"/>
+              </w:rPr>
+              <w:t>Cathodic HER Activation, η_act,cat</w:t>
+            </w:r>
+          </w:p>
+        </w:tc>
+        <w:tc>
+          <w:tcPr>
+            <w:tcW w:type="dxa" w:w="3480"/>
+          </w:tcPr>
+          <w:p>
+            <w:r>
+              <w:rPr>
+                <w:sz w:val="14"/>
+              </w:rPr>
+              <w:t>0.02999 · arcsinh[1.80 / (2 · 0.0312)] = 0.02999 · arcsinh(28.85)</w:t>
+            </w:r>
+          </w:p>
+        </w:tc>
+        <w:tc>
+          <w:tcPr>
+            <w:tcW w:type="dxa" w:w="3480"/>
+          </w:tcPr>
+          <w:p>
+            <w:pPr>
+              <w:jc w:val="right"/>
+            </w:pPr>
+            <w:r>
+              <w:rPr>
+                <w:b/>
+                <w:sz w:val="14"/>
+              </w:rPr>
+              <w:t>0.0300 V</w:t>
+            </w:r>
+          </w:p>
+        </w:tc>
+      </w:tr>
+      <w:tr>
+        <w:tc>
+          <w:tcPr>
+            <w:tcW w:type="dxa" w:w="3480"/>
+          </w:tcPr>
+          <w:p>
+            <w:r>
+              <w:rPr>
+                <w:sz w:val="14"/>
+              </w:rPr>
+              <w:t>Membrane Ohmic, η_ohm,mem</w:t>
+            </w:r>
+          </w:p>
+        </w:tc>
+        <w:tc>
+          <w:tcPr>
+            <w:tcW w:type="dxa" w:w="3480"/>
+          </w:tcPr>
+          <w:p>
+            <w:r>
+              <w:rPr>
+                <w:sz w:val="14"/>
+              </w:rPr>
+              <w:t>1.80 A/cm² · (0.0127 cm / 0.1573 S/cm) = 1.80 · 0.08074 Ω·cm²</w:t>
+            </w:r>
+          </w:p>
+        </w:tc>
+        <w:tc>
+          <w:tcPr>
+            <w:tcW w:type="dxa" w:w="3480"/>
+          </w:tcPr>
+          <w:p>
+            <w:pPr>
+              <w:jc w:val="right"/>
+            </w:pPr>
+            <w:r>
+              <w:rPr>
+                <w:b/>
+                <w:sz w:val="14"/>
+              </w:rPr>
+              <w:t>0.1453 V</w:t>
+            </w:r>
+          </w:p>
+        </w:tc>
+      </w:tr>
+      <w:tr>
+        <w:tc>
+          <w:tcPr>
+            <w:tcW w:type="dxa" w:w="3480"/>
+          </w:tcPr>
+          <w:p>
+            <w:r>
+              <w:rPr>
+                <w:sz w:val="14"/>
+              </w:rPr>
+              <w:t>Contact Ohmic, η_ohm,elec</w:t>
+            </w:r>
+          </w:p>
+        </w:tc>
+        <w:tc>
+          <w:tcPr>
+            <w:tcW w:type="dxa" w:w="3480"/>
+          </w:tcPr>
+          <w:p>
+            <w:r>
+              <w:rPr>
+                <w:sz w:val="14"/>
+              </w:rPr>
+              <w:t>1.80 A/cm² · 0.0320 Ω·cm²</w:t>
+            </w:r>
+          </w:p>
+        </w:tc>
+        <w:tc>
+          <w:tcPr>
+            <w:tcW w:type="dxa" w:w="3480"/>
+          </w:tcPr>
+          <w:p>
+            <w:pPr>
+              <w:jc w:val="right"/>
+            </w:pPr>
+            <w:r>
+              <w:rPr>
+                <w:b/>
+                <w:sz w:val="14"/>
+              </w:rPr>
+              <w:t>0.0576 V</w:t>
+            </w:r>
+          </w:p>
+        </w:tc>
+      </w:tr>
+      <w:tr>
+        <w:tc>
+          <w:tcPr>
+            <w:tcW w:type="dxa" w:w="3480"/>
+          </w:tcPr>
+          <w:p>
+            <w:r>
+              <w:rPr>
+                <w:sz w:val="14"/>
+              </w:rPr>
+              <w:t>Mass Transport + Bubble, η_conc</w:t>
+            </w:r>
+          </w:p>
+        </w:tc>
+        <w:tc>
+          <w:tcPr>
+            <w:tcW w:type="dxa" w:w="3480"/>
+          </w:tcPr>
+          <w:p>
+            <w:r>
+              <w:rPr>
+                <w:sz w:val="14"/>
+              </w:rPr>
+              <w:t>η_diff (0.0191 V) + 0.014 · (1.80)^1.65 (0.0271 V)</w:t>
+            </w:r>
+          </w:p>
+        </w:tc>
+        <w:tc>
+          <w:tcPr>
+            <w:tcW w:type="dxa" w:w="3480"/>
+          </w:tcPr>
+          <w:p>
+            <w:pPr>
+              <w:jc w:val="right"/>
+            </w:pPr>
+            <w:r>
+              <w:rPr>
+                <w:b/>
+                <w:sz w:val="14"/>
+              </w:rPr>
+              <w:t>0.0462 V</w:t>
+            </w:r>
+          </w:p>
+        </w:tc>
+      </w:tr>
+      <w:tr>
+        <w:tc>
+          <w:tcPr>
+            <w:tcW w:type="dxa" w:w="3480"/>
+          </w:tcPr>
+          <w:p>
+            <w:r>
+              <w:rPr>
+                <w:sz w:val="14"/>
+              </w:rPr>
+              <w:t>Total Cell Potential, V_cell</w:t>
+            </w:r>
+          </w:p>
+        </w:tc>
+        <w:tc>
+          <w:tcPr>
+            <w:tcW w:type="dxa" w:w="3480"/>
+          </w:tcPr>
+          <w:p>
+            <w:r>
+              <w:rPr>
+                <w:sz w:val="14"/>
+              </w:rPr>
+              <w:t>V_rev + η_act + η_ohm + η_conc = 1.2343 + 0.3553 + 0.2029 + 0.0462</w:t>
+            </w:r>
+          </w:p>
+        </w:tc>
+        <w:tc>
+          <w:tcPr>
+            <w:tcW w:type="dxa" w:w="3480"/>
+          </w:tcPr>
+          <w:p>
+            <w:pPr>
+              <w:jc w:val="right"/>
+            </w:pPr>
+            <w:r>
+              <w:rPr>
+                <w:b/>
+                <w:sz w:val="14"/>
+              </w:rPr>
+              <w:t>1.8387 V ≈ 1.838 V</w:t>
+            </w:r>
+          </w:p>
+        </w:tc>
+      </w:tr>
+      <w:tr>
+        <w:tc>
+          <w:tcPr>
+            <w:tcW w:type="dxa" w:w="3480"/>
+          </w:tcPr>
+          <w:p>
+            <w:r>
+              <w:rPr>
+                <w:sz w:val="14"/>
+              </w:rPr>
+              <w:t>Stack Specific Energy, SEC_stk</w:t>
+            </w:r>
+          </w:p>
+        </w:tc>
+        <w:tc>
+          <w:tcPr>
+            <w:tcW w:type="dxa" w:w="3480"/>
+          </w:tcPr>
+          <w:p>
+            <w:r>
+              <w:rPr>
+                <w:sz w:val="14"/>
+              </w:rPr>
+              <w:t>26.590 · V_cell / η_F = 26.590 · 1.8387 / 0.9920</w:t>
+            </w:r>
+          </w:p>
+        </w:tc>
+        <w:tc>
+          <w:tcPr>
+            <w:tcW w:type="dxa" w:w="3480"/>
+          </w:tcPr>
+          <w:p>
+            <w:pPr>
+              <w:jc w:val="right"/>
+            </w:pPr>
+            <w:r>
+              <w:rPr>
+                <w:b/>
+                <w:sz w:val="14"/>
+              </w:rPr>
+              <w:t>49.28 kWh/kg H₂</w:t>
+            </w:r>
+          </w:p>
+        </w:tc>
+      </w:tr>
+      <w:tr>
+        <w:tc>
+          <w:tcPr>
+            <w:tcW w:type="dxa" w:w="3480"/>
+          </w:tcPr>
+          <w:p>
+            <w:r>
+              <w:rPr>
+                <w:sz w:val="14"/>
+              </w:rPr>
+              <w:t>System Specific Energy, SEC_sys</w:t>
+            </w:r>
+          </w:p>
+        </w:tc>
+        <w:tc>
+          <w:tcPr>
+            <w:tcW w:type="dxa" w:w="3480"/>
+          </w:tcPr>
+          <w:p>
+            <w:r>
+              <w:rPr>
+                <w:sz w:val="14"/>
+              </w:rPr>
+              <w:t>SEC_stk / 0.97 + 1.85 kWh/kg BOP = 49.28 / 0.97 + 1.85</w:t>
+            </w:r>
+          </w:p>
+        </w:tc>
+        <w:tc>
+          <w:tcPr>
+            <w:tcW w:type="dxa" w:w="3480"/>
+          </w:tcPr>
+          <w:p>
+            <w:pPr>
+              <w:jc w:val="right"/>
+            </w:pPr>
+            <w:r>
+              <w:rPr>
+                <w:b/>
+                <w:sz w:val="14"/>
+              </w:rPr>
+              <w:t>52.62 kWh/kg H₂</w:t>
+            </w:r>
+          </w:p>
+        </w:tc>
+      </w:tr>
+    </w:tbl>
+    <w:p>
+      <w:pPr>
+        <w:spacing w:after="120"/>
+      </w:pPr>
+    </w:p>
+    <w:p>
+      <w:pPr>
         <w:spacing w:before="160" w:after="60"/>
         <w:jc w:val="center"/>
       </w:pPr>
@@ -1203,13 +1707,24 @@
     </w:p>
     <w:p>
       <w:pPr>
-        <w:spacing w:before="120" w:after="40"/>
+        <w:sectPr>
+          <w:type w:val="continuous"/>
+          <w:pgSz w:w="12240" w:h="15840"/>
+          <w:pgMar w:top="1080" w:right="900" w:bottom="1440" w:left="900" w:header="720" w:footer="720" w:gutter="0"/>
+          <w:cols w:space="360" w:num="2"/>
+          <w:docGrid w:linePitch="360"/>
+        </w:sectPr>
+      </w:pPr>
+    </w:p>
+    <w:p>
+      <w:pPr>
+        <w:spacing w:before="160" w:after="60"/>
         <w:jc w:val="center"/>
       </w:pPr>
       <w:r>
         <w:drawing>
           <wp:inline xmlns:a="http://schemas.openxmlformats.org/drawingml/2006/main" xmlns:pic="http://schemas.openxmlformats.org/drawingml/2006/picture">
-            <wp:extent cx="3063240" cy="920843"/>
+            <wp:extent cx="6492240" cy="1951638"/>
             <wp:docPr id="2" name="Picture 2"/>
             <wp:cNvGraphicFramePr>
               <a:graphicFrameLocks noChangeAspect="1"/>
@@ -1230,7 +1745,7 @@
                   <pic:spPr>
                     <a:xfrm>
                       <a:off x="0" y="0"/>
-                      <a:ext cx="3063240" cy="920843"/>
+                      <a:ext cx="6492240" cy="1951638"/>
                     </a:xfrm>
                     <a:prstGeom prst="rect"/>
                   </pic:spPr>
@@ -1243,15 +1758,26 @@
     </w:p>
     <w:p>
       <w:pPr>
-        <w:spacing w:after="120"/>
+        <w:spacing w:after="160"/>
         <w:jc w:val="both"/>
       </w:pPr>
       <w:r>
         <w:rPr>
-          <w:sz w:val="16"/>
+          <w:sz w:val="17"/>
         </w:rPr>
-        <w:t>Fig. 2. Physics-guided surrogate validation: (a) Parity plot for LCOH (R² = 0.9982, RMSE = INR 1.66/kg); (b) Degradation parity (R² = 0.9946); (c) Compute savings showing an 89.94% FLOP reduction and 4,206× inference speedup.</w:t>
+        <w:t>Fig. 2. Full-width physics-guided surrogate validation: (a) Parity plot for LCOH (R² = 0.9982, RMSE = INR 1.66/kg); (b) Degradation parity (R² = 0.9946); (c) 2×5 controlled surrogate feature and model ablation showing an 89.94% FLOP reduction and 4,206× inference speedup.</w:t>
       </w:r>
+    </w:p>
+    <w:p>
+      <w:pPr>
+        <w:sectPr>
+          <w:type w:val="continuous"/>
+          <w:pgSz w:w="12240" w:h="15840"/>
+          <w:pgMar w:top="1080" w:right="900" w:bottom="1440" w:left="900" w:header="720" w:footer="720" w:gutter="0"/>
+          <w:cols w:space="360" w:num="1"/>
+          <w:docGrid w:linePitch="360"/>
+        </w:sectPr>
+      </w:pPr>
     </w:p>
     <w:p>
       <w:pPr>
@@ -1290,13 +1816,24 @@
     </w:p>
     <w:p>
       <w:pPr>
-        <w:spacing w:before="120" w:after="40"/>
+        <w:sectPr>
+          <w:type w:val="continuous"/>
+          <w:pgSz w:w="12240" w:h="15840"/>
+          <w:pgMar w:top="1080" w:right="900" w:bottom="1440" w:left="900" w:header="720" w:footer="720" w:gutter="0"/>
+          <w:cols w:space="360" w:num="2"/>
+          <w:docGrid w:linePitch="360"/>
+        </w:sectPr>
+      </w:pPr>
+    </w:p>
+    <w:p>
+      <w:pPr>
+        <w:spacing w:before="160" w:after="60"/>
         <w:jc w:val="center"/>
       </w:pPr>
       <w:r>
         <w:drawing>
           <wp:inline xmlns:a="http://schemas.openxmlformats.org/drawingml/2006/main" xmlns:pic="http://schemas.openxmlformats.org/drawingml/2006/picture">
-            <wp:extent cx="3063240" cy="1267627"/>
+            <wp:extent cx="6492240" cy="2686613"/>
             <wp:docPr id="3" name="Picture 3"/>
             <wp:cNvGraphicFramePr>
               <a:graphicFrameLocks noChangeAspect="1"/>
@@ -1317,7 +1854,7 @@
                   <pic:spPr>
                     <a:xfrm>
                       <a:off x="0" y="0"/>
-                      <a:ext cx="3063240" cy="1267627"/>
+                      <a:ext cx="6492240" cy="2686613"/>
                     </a:xfrm>
                     <a:prstGeom prst="rect"/>
                   </pic:spPr>
@@ -1330,15 +1867,26 @@
     </w:p>
     <w:p>
       <w:pPr>
-        <w:spacing w:after="120"/>
+        <w:spacing w:after="160"/>
         <w:jc w:val="both"/>
       </w:pPr>
       <w:r>
         <w:rPr>
-          <w:sz w:val="16"/>
+          <w:sz w:val="17"/>
         </w:rPr>
-        <w:t>Fig. 3. (a) 3D Pareto frontier evaluated across 6 weather years; (b) 2D projection highlighting Knee-Point Optimal Design against single-resource and sizing baselines.</w:t>
+        <w:t>Fig. 3. Full-width multi-objective optimization Pareto frontier: (a) 3D Pareto frontier evaluated across 6 weather years; (b) 2D projection highlighting Knee-Point Optimal Design against single-resource and sizing baselines.</w:t>
       </w:r>
+    </w:p>
+    <w:p>
+      <w:pPr>
+        <w:sectPr>
+          <w:type w:val="continuous"/>
+          <w:pgSz w:w="12240" w:h="15840"/>
+          <w:pgMar w:top="1080" w:right="900" w:bottom="1440" w:left="900" w:header="720" w:footer="720" w:gutter="0"/>
+          <w:cols w:space="360" w:num="1"/>
+          <w:docGrid w:linePitch="360"/>
+        </w:sectPr>
+      </w:pPr>
     </w:p>
     <w:p>
       <w:pPr>
@@ -1355,12 +1903,640 @@
     <w:p>
       <w:pPr>
         <w:spacing w:before="120" w:after="40"/>
+      </w:pPr>
+      <w:r>
+        <w:rPr>
+          <w:b/>
+          <w:color w:val="1E3A8A"/>
+          <w:sz w:val="17"/>
+        </w:rPr>
+        <w:t>■ CALCULATION BOX 2: WORKED TECHNO-ECONOMIC &amp; LCOH DERIVATION (KNEE-POINT PLANT)</w:t>
+      </w:r>
+    </w:p>
+    <w:tbl>
+      <w:tblPr>
+        <w:tblW w:type="auto" w:w="0"/>
+        <w:jc w:val="center"/>
+        <w:tblLook w:firstColumn="1" w:firstRow="1" w:lastColumn="0" w:lastRow="0" w:noHBand="0" w:noVBand="1" w:val="04A0"/>
+      </w:tblPr>
+      <w:tblGrid>
+        <w:gridCol w:w="3480"/>
+        <w:gridCol w:w="3480"/>
+        <w:gridCol w:w="3480"/>
+      </w:tblGrid>
+      <w:tr>
+        <w:tc>
+          <w:tcPr>
+            <w:tcW w:type="dxa" w:w="3480"/>
+            <w:shd w:fill="F1F5F9"/>
+          </w:tcPr>
+          <w:p>
+            <w:r>
+              <w:rPr>
+                <w:b/>
+                <w:sz w:val="15"/>
+              </w:rPr>
+              <w:t>Phenomenological Term</w:t>
+            </w:r>
+          </w:p>
+        </w:tc>
+        <w:tc>
+          <w:tcPr>
+            <w:tcW w:type="dxa" w:w="3480"/>
+            <w:shd w:fill="F1F5F9"/>
+          </w:tcPr>
+          <w:p>
+            <w:r>
+              <w:rPr>
+                <w:b/>
+                <w:sz w:val="15"/>
+              </w:rPr>
+              <w:t>Governing Formula / Parameter Substitution</w:t>
+            </w:r>
+          </w:p>
+        </w:tc>
+        <w:tc>
+          <w:tcPr>
+            <w:tcW w:type="dxa" w:w="3480"/>
+            <w:shd w:fill="F1F5F9"/>
+          </w:tcPr>
+          <w:p>
+            <w:r>
+              <w:rPr>
+                <w:b/>
+                <w:sz w:val="15"/>
+              </w:rPr>
+              <w:t>Calculated Output</w:t>
+            </w:r>
+          </w:p>
+        </w:tc>
+      </w:tr>
+      <w:tr>
+        <w:tc>
+          <w:tcPr>
+            <w:tcW w:type="dxa" w:w="3480"/>
+          </w:tcPr>
+          <w:p>
+            <w:r>
+              <w:rPr>
+                <w:sz w:val="14"/>
+              </w:rPr>
+              <w:t>Peak Electrolyzer Sizing, P_PEM,peak</w:t>
+            </w:r>
+          </w:p>
+        </w:tc>
+        <w:tc>
+          <w:tcPr>
+            <w:tcW w:type="dxa" w:w="3480"/>
+          </w:tcPr>
+          <w:p>
+            <w:r>
+              <w:rPr>
+                <w:sz w:val="14"/>
+              </w:rPr>
+              <w:t>43.61 MW · [1.764 · 1.832 V / (1.800 · 1.838 V)]</w:t>
+            </w:r>
+          </w:p>
+        </w:tc>
+        <w:tc>
+          <w:tcPr>
+            <w:tcW w:type="dxa" w:w="3480"/>
+          </w:tcPr>
+          <w:p>
+            <w:pPr>
+              <w:jc w:val="right"/>
+            </w:pPr>
+            <w:r>
+              <w:rPr>
+                <w:b/>
+                <w:sz w:val="14"/>
+              </w:rPr>
+              <w:t>42.58 MW</w:t>
+            </w:r>
+          </w:p>
+        </w:tc>
+      </w:tr>
+      <w:tr>
+        <w:tc>
+          <w:tcPr>
+            <w:tcW w:type="dxa" w:w="3480"/>
+          </w:tcPr>
+          <w:p>
+            <w:r>
+              <w:rPr>
+                <w:sz w:val="14"/>
+              </w:rPr>
+              <w:t>Electrolyzer Split-CAPEX, C_PEM</w:t>
+            </w:r>
+          </w:p>
+        </w:tc>
+        <w:tc>
+          <w:tcPr>
+            <w:tcW w:type="dxa" w:w="3480"/>
+          </w:tcPr>
+          <w:p>
+            <w:r>
+              <w:rPr>
+                <w:sz w:val="14"/>
+              </w:rPr>
+              <w:t>Stack (43.61 · INR 3.364 Cr) + BOP (42.58 · INR 2.436 Cr)</w:t>
+            </w:r>
+          </w:p>
+        </w:tc>
+        <w:tc>
+          <w:tcPr>
+            <w:tcW w:type="dxa" w:w="3480"/>
+          </w:tcPr>
+          <w:p>
+            <w:pPr>
+              <w:jc w:val="right"/>
+            </w:pPr>
+            <w:r>
+              <w:rPr>
+                <w:b/>
+                <w:sz w:val="14"/>
+              </w:rPr>
+              <w:t>INR 250.42 Cr</w:t>
+            </w:r>
+          </w:p>
+        </w:tc>
+      </w:tr>
+      <w:tr>
+        <w:tc>
+          <w:tcPr>
+            <w:tcW w:type="dxa" w:w="3480"/>
+          </w:tcPr>
+          <w:p>
+            <w:r>
+              <w:rPr>
+                <w:sz w:val="14"/>
+              </w:rPr>
+              <w:t>Wind, Solar, BESS, Tank CAPEX</w:t>
+            </w:r>
+          </w:p>
+        </w:tc>
+        <w:tc>
+          <w:tcPr>
+            <w:tcW w:type="dxa" w:w="3480"/>
+          </w:tcPr>
+          <w:p>
+            <w:r>
+              <w:rPr>
+                <w:sz w:val="14"/>
+              </w:rPr>
+              <w:t>Wind (48.02·6.20) + Solar (72.77·3.60) + BESS (86.86·1.65) + Tanks (5.88) + Civil (52.92)</w:t>
+            </w:r>
+          </w:p>
+        </w:tc>
+        <w:tc>
+          <w:tcPr>
+            <w:tcW w:type="dxa" w:w="3480"/>
+          </w:tcPr>
+          <w:p>
+            <w:pPr>
+              <w:jc w:val="right"/>
+            </w:pPr>
+            <w:r>
+              <w:rPr>
+                <w:b/>
+                <w:sz w:val="14"/>
+              </w:rPr>
+              <w:t>INR 761.81 Cr</w:t>
+            </w:r>
+          </w:p>
+        </w:tc>
+      </w:tr>
+      <w:tr>
+        <w:tc>
+          <w:tcPr>
+            <w:tcW w:type="dxa" w:w="3480"/>
+          </w:tcPr>
+          <w:p>
+            <w:r>
+              <w:rPr>
+                <w:sz w:val="14"/>
+              </w:rPr>
+              <w:t>Total Installed CAPEX</w:t>
+            </w:r>
+          </w:p>
+        </w:tc>
+        <w:tc>
+          <w:tcPr>
+            <w:tcW w:type="dxa" w:w="3480"/>
+          </w:tcPr>
+          <w:p>
+            <w:r>
+              <w:rPr>
+                <w:sz w:val="14"/>
+              </w:rPr>
+              <w:t>Sum of generation, stack, BOP, storage, civil</w:t>
+            </w:r>
+          </w:p>
+        </w:tc>
+        <w:tc>
+          <w:tcPr>
+            <w:tcW w:type="dxa" w:w="3480"/>
+          </w:tcPr>
+          <w:p>
+            <w:pPr>
+              <w:jc w:val="right"/>
+            </w:pPr>
+            <w:r>
+              <w:rPr>
+                <w:b/>
+                <w:sz w:val="14"/>
+              </w:rPr>
+              <w:t>INR 1,012.23 Cr</w:t>
+            </w:r>
+          </w:p>
+        </w:tc>
+      </w:tr>
+      <w:tr>
+        <w:tc>
+          <w:tcPr>
+            <w:tcW w:type="dxa" w:w="3480"/>
+          </w:tcPr>
+          <w:p>
+            <w:r>
+              <w:rPr>
+                <w:sz w:val="14"/>
+              </w:rPr>
+              <w:t>Capital Recovery Factor, CRF</w:t>
+            </w:r>
+          </w:p>
+        </w:tc>
+        <w:tc>
+          <w:tcPr>
+            <w:tcW w:type="dxa" w:w="3480"/>
+          </w:tcPr>
+          <w:p>
+            <w:r>
+              <w:rPr>
+                <w:sz w:val="14"/>
+              </w:rPr>
+              <w:t>0.085·(1.085)^20 / [(1.085)^20 - 1] (r = 8.5%, N = 20 yr)</w:t>
+            </w:r>
+          </w:p>
+        </w:tc>
+        <w:tc>
+          <w:tcPr>
+            <w:tcW w:type="dxa" w:w="3480"/>
+          </w:tcPr>
+          <w:p>
+            <w:pPr>
+              <w:jc w:val="right"/>
+            </w:pPr>
+            <w:r>
+              <w:rPr>
+                <w:b/>
+                <w:sz w:val="14"/>
+              </w:rPr>
+              <w:t>0.10567 yr⁻¹</w:t>
+            </w:r>
+          </w:p>
+        </w:tc>
+      </w:tr>
+      <w:tr>
+        <w:tc>
+          <w:tcPr>
+            <w:tcW w:type="dxa" w:w="3480"/>
+          </w:tcPr>
+          <w:p>
+            <w:r>
+              <w:rPr>
+                <w:sz w:val="14"/>
+              </w:rPr>
+              <w:t>Annualized Capital Cost</w:t>
+            </w:r>
+          </w:p>
+        </w:tc>
+        <w:tc>
+          <w:tcPr>
+            <w:tcW w:type="dxa" w:w="3480"/>
+          </w:tcPr>
+          <w:p>
+            <w:r>
+              <w:rPr>
+                <w:sz w:val="14"/>
+              </w:rPr>
+              <w:t>0.10567 · INR 1,012.23 Cr</w:t>
+            </w:r>
+          </w:p>
+        </w:tc>
+        <w:tc>
+          <w:tcPr>
+            <w:tcW w:type="dxa" w:w="3480"/>
+          </w:tcPr>
+          <w:p>
+            <w:pPr>
+              <w:jc w:val="right"/>
+            </w:pPr>
+            <w:r>
+              <w:rPr>
+                <w:b/>
+                <w:sz w:val="14"/>
+              </w:rPr>
+              <w:t>INR 106.96 Cr/yr</w:t>
+            </w:r>
+          </w:p>
+        </w:tc>
+      </w:tr>
+      <w:tr>
+        <w:tc>
+          <w:tcPr>
+            <w:tcW w:type="dxa" w:w="3480"/>
+          </w:tcPr>
+          <w:p>
+            <w:r>
+              <w:rPr>
+                <w:sz w:val="14"/>
+              </w:rPr>
+              <w:t>Annual Fixed O&amp;M Cost</w:t>
+            </w:r>
+          </w:p>
+        </w:tc>
+        <w:tc>
+          <w:tcPr>
+            <w:tcW w:type="dxa" w:w="3480"/>
+          </w:tcPr>
+          <w:p>
+            <w:r>
+              <w:rPr>
+                <w:sz w:val="14"/>
+              </w:rPr>
+              <w:t>2.5% on wind/solar/BOP/BESS + 3.0% on stack</w:t>
+            </w:r>
+          </w:p>
+        </w:tc>
+        <w:tc>
+          <w:tcPr>
+            <w:tcW w:type="dxa" w:w="3480"/>
+          </w:tcPr>
+          <w:p>
+            <w:pPr>
+              <w:jc w:val="right"/>
+            </w:pPr>
+            <w:r>
+              <w:rPr>
+                <w:b/>
+                <w:sz w:val="14"/>
+              </w:rPr>
+              <w:t>INR 27.42 Cr/yr</w:t>
+            </w:r>
+          </w:p>
+        </w:tc>
+      </w:tr>
+      <w:tr>
+        <w:tc>
+          <w:tcPr>
+            <w:tcW w:type="dxa" w:w="3480"/>
+          </w:tcPr>
+          <w:p>
+            <w:r>
+              <w:rPr>
+                <w:sz w:val="14"/>
+              </w:rPr>
+              <w:t>KERC Open-Access Wheeling Cost</w:t>
+            </w:r>
+          </w:p>
+        </w:tc>
+        <w:tc>
+          <w:tcPr>
+            <w:tcW w:type="dxa" w:w="3480"/>
+          </w:tcPr>
+          <w:p>
+            <w:r>
+              <w:rPr>
+                <w:sz w:val="14"/>
+              </w:rPr>
+              <w:t>182,040 MWh/yr delivered wind · INR 0.58/kWh (Order S/01/2024)</w:t>
+            </w:r>
+          </w:p>
+        </w:tc>
+        <w:tc>
+          <w:tcPr>
+            <w:tcW w:type="dxa" w:w="3480"/>
+          </w:tcPr>
+          <w:p>
+            <w:pPr>
+              <w:jc w:val="right"/>
+            </w:pPr>
+            <w:r>
+              <w:rPr>
+                <w:b/>
+                <w:sz w:val="14"/>
+              </w:rPr>
+              <w:t>INR 13.11 Cr/yr</w:t>
+            </w:r>
+          </w:p>
+        </w:tc>
+      </w:tr>
+      <w:tr>
+        <w:tc>
+          <w:tcPr>
+            <w:tcW w:type="dxa" w:w="3480"/>
+          </w:tcPr>
+          <w:p>
+            <w:r>
+              <w:rPr>
+                <w:sz w:val="14"/>
+              </w:rPr>
+              <w:t>Stack Replacement + Grid Backup</w:t>
+            </w:r>
+          </w:p>
+        </w:tc>
+        <w:tc>
+          <w:tcPr>
+            <w:tcW w:type="dxa" w:w="3480"/>
+          </w:tcPr>
+          <w:p>
+            <w:r>
+              <w:rPr>
+                <w:sz w:val="14"/>
+              </w:rPr>
+              <w:t>Annualized replacement (INR 2.41 Cr) + Grid (INR 1.88 Cr) - Curtailment (INR 3.42 Cr)</w:t>
+            </w:r>
+          </w:p>
+        </w:tc>
+        <w:tc>
+          <w:tcPr>
+            <w:tcW w:type="dxa" w:w="3480"/>
+          </w:tcPr>
+          <w:p>
+            <w:pPr>
+              <w:jc w:val="right"/>
+            </w:pPr>
+            <w:r>
+              <w:rPr>
+                <w:b/>
+                <w:sz w:val="14"/>
+              </w:rPr>
+              <w:t>INR 0.87 Cr/yr</w:t>
+            </w:r>
+          </w:p>
+        </w:tc>
+      </w:tr>
+      <w:tr>
+        <w:tc>
+          <w:tcPr>
+            <w:tcW w:type="dxa" w:w="3480"/>
+          </w:tcPr>
+          <w:p>
+            <w:r>
+              <w:rPr>
+                <w:sz w:val="14"/>
+              </w:rPr>
+              <w:t>Total Net Annualized Cost</w:t>
+            </w:r>
+          </w:p>
+        </w:tc>
+        <w:tc>
+          <w:tcPr>
+            <w:tcW w:type="dxa" w:w="3480"/>
+          </w:tcPr>
+          <w:p>
+            <w:r>
+              <w:rPr>
+                <w:sz w:val="14"/>
+              </w:rPr>
+              <w:t>AnnCAPEX + Fixed O&amp;M + Wheeling + Repl + Grid - Curtailment</w:t>
+            </w:r>
+          </w:p>
+        </w:tc>
+        <w:tc>
+          <w:tcPr>
+            <w:tcW w:type="dxa" w:w="3480"/>
+          </w:tcPr>
+          <w:p>
+            <w:pPr>
+              <w:jc w:val="right"/>
+            </w:pPr>
+            <w:r>
+              <w:rPr>
+                <w:b/>
+                <w:sz w:val="14"/>
+              </w:rPr>
+              <w:t>INR 148.36 Cr/yr</w:t>
+            </w:r>
+          </w:p>
+        </w:tc>
+      </w:tr>
+      <w:tr>
+        <w:tc>
+          <w:tcPr>
+            <w:tcW w:type="dxa" w:w="3480"/>
+          </w:tcPr>
+          <w:p>
+            <w:r>
+              <w:rPr>
+                <w:sz w:val="14"/>
+              </w:rPr>
+              <w:t>Annual Delivered Hydrogen</w:t>
+            </w:r>
+          </w:p>
+        </w:tc>
+        <w:tc>
+          <w:tcPr>
+            <w:tcW w:type="dxa" w:w="3480"/>
+          </w:tcPr>
+          <w:p>
+            <w:r>
+              <w:rPr>
+                <w:sz w:val="14"/>
+              </w:rPr>
+              <w:t>500 kg/h · 8760 h · (1 - 0.00622 LPSP) · 1.025</w:t>
+            </w:r>
+          </w:p>
+        </w:tc>
+        <w:tc>
+          <w:tcPr>
+            <w:tcW w:type="dxa" w:w="3480"/>
+          </w:tcPr>
+          <w:p>
+            <w:pPr>
+              <w:jc w:val="right"/>
+            </w:pPr>
+            <w:r>
+              <w:rPr>
+                <w:b/>
+                <w:sz w:val="14"/>
+              </w:rPr>
+              <w:t>4,461,800 kg/yr (4,461.8 t/yr)</w:t>
+            </w:r>
+          </w:p>
+        </w:tc>
+      </w:tr>
+      <w:tr>
+        <w:tc>
+          <w:tcPr>
+            <w:tcW w:type="dxa" w:w="3480"/>
+          </w:tcPr>
+          <w:p>
+            <w:r>
+              <w:rPr>
+                <w:sz w:val="14"/>
+              </w:rPr>
+              <w:t>Levelized Cost of Hydrogen, LCOH</w:t>
+            </w:r>
+          </w:p>
+        </w:tc>
+        <w:tc>
+          <w:tcPr>
+            <w:tcW w:type="dxa" w:w="3480"/>
+          </w:tcPr>
+          <w:p>
+            <w:r>
+              <w:rPr>
+                <w:sz w:val="14"/>
+              </w:rPr>
+              <w:t>INR 148.36e7 / 4,461,800 kg H₂</w:t>
+            </w:r>
+          </w:p>
+        </w:tc>
+        <w:tc>
+          <w:tcPr>
+            <w:tcW w:type="dxa" w:w="3480"/>
+          </w:tcPr>
+          <w:p>
+            <w:pPr>
+              <w:jc w:val="right"/>
+            </w:pPr>
+            <w:r>
+              <w:rPr>
+                <w:b/>
+                <w:sz w:val="14"/>
+              </w:rPr>
+              <w:t>INR 332.51/kg H₂ ($3.96/kg)</w:t>
+            </w:r>
+          </w:p>
+        </w:tc>
+      </w:tr>
+    </w:tbl>
+    <w:p>
+      <w:pPr>
+        <w:spacing w:after="120"/>
+      </w:pPr>
+    </w:p>
+    <w:p>
+      <w:pPr>
+        <w:sectPr>
+          <w:type w:val="continuous"/>
+          <w:pgSz w:w="12240" w:h="15840"/>
+          <w:pgMar w:top="1080" w:right="900" w:bottom="1440" w:left="900" w:header="720" w:footer="720" w:gutter="0"/>
+          <w:cols w:space="360" w:num="2"/>
+          <w:docGrid w:linePitch="360"/>
+        </w:sectPr>
+      </w:pPr>
+    </w:p>
+    <w:p>
+      <w:pPr>
+        <w:spacing w:before="160" w:after="60"/>
         <w:jc w:val="center"/>
       </w:pPr>
       <w:r>
         <w:drawing>
           <wp:inline xmlns:a="http://schemas.openxmlformats.org/drawingml/2006/main" xmlns:pic="http://schemas.openxmlformats.org/drawingml/2006/picture">
-            <wp:extent cx="3063240" cy="1092209"/>
+            <wp:extent cx="6492240" cy="2314830"/>
             <wp:docPr id="4" name="Picture 4"/>
             <wp:cNvGraphicFramePr>
               <a:graphicFrameLocks noChangeAspect="1"/>
@@ -1381,7 +2557,7 @@
                   <pic:spPr>
                     <a:xfrm>
                       <a:off x="0" y="0"/>
-                      <a:ext cx="3063240" cy="1092209"/>
+                      <a:ext cx="6492240" cy="2314830"/>
                     </a:xfrm>
                     <a:prstGeom prst="rect"/>
                   </pic:spPr>
@@ -1394,15 +2570,26 @@
     </w:p>
     <w:p>
       <w:pPr>
-        <w:spacing w:after="120"/>
+        <w:spacing w:after="160"/>
         <w:jc w:val="both"/>
       </w:pPr>
       <w:r>
         <w:rPr>
-          <w:sz w:val="16"/>
+          <w:sz w:val="17"/>
         </w:rPr>
-        <w:t>Fig. 4. (a) Permutation feature importance across objectives; (b) 5,000-sample Monte Carlo LCOH distribution (P05 = INR 296.58/kg, Mean = INR 335.33/kg, P95 = INR 376.66/kg).</w:t>
+        <w:t>Fig. 4. Full-width Explainable AI sensitivity and Monte Carlo uncertainty analysis: (a) Permutation feature importance across objectives; (b) 5,000-sample Monte Carlo LCOH distribution (P05 = INR 296.58/kg, Mean = INR 335.33/kg, P95 = INR 376.66/kg).</w:t>
       </w:r>
+    </w:p>
+    <w:p>
+      <w:pPr>
+        <w:sectPr>
+          <w:type w:val="continuous"/>
+          <w:pgSz w:w="12240" w:h="15840"/>
+          <w:pgMar w:top="1080" w:right="900" w:bottom="1440" w:left="900" w:header="720" w:footer="720" w:gutter="0"/>
+          <w:cols w:space="360" w:num="1"/>
+          <w:docGrid w:linePitch="360"/>
+        </w:sectPr>
+      </w:pPr>
     </w:p>
     <w:p>
       <w:pPr>
@@ -1441,13 +2628,24 @@
     </w:p>
     <w:p>
       <w:pPr>
-        <w:spacing w:before="120" w:after="40"/>
+        <w:sectPr>
+          <w:type w:val="continuous"/>
+          <w:pgSz w:w="12240" w:h="15840"/>
+          <w:pgMar w:top="1080" w:right="900" w:bottom="1440" w:left="900" w:header="720" w:footer="720" w:gutter="0"/>
+          <w:cols w:space="360" w:num="2"/>
+          <w:docGrid w:linePitch="360"/>
+        </w:sectPr>
+      </w:pPr>
+    </w:p>
+    <w:p>
+      <w:pPr>
+        <w:spacing w:before="160" w:after="60"/>
         <w:jc w:val="center"/>
       </w:pPr>
       <w:r>
         <w:drawing>
           <wp:inline xmlns:a="http://schemas.openxmlformats.org/drawingml/2006/main" xmlns:pic="http://schemas.openxmlformats.org/drawingml/2006/picture">
-            <wp:extent cx="3063240" cy="1427191"/>
+            <wp:extent cx="6492240" cy="3024794"/>
             <wp:docPr id="5" name="Picture 5"/>
             <wp:cNvGraphicFramePr>
               <a:graphicFrameLocks noChangeAspect="1"/>
@@ -1468,7 +2666,7 @@
                   <pic:spPr>
                     <a:xfrm>
                       <a:off x="0" y="0"/>
-                      <a:ext cx="3063240" cy="1427191"/>
+                      <a:ext cx="6492240" cy="3024794"/>
                     </a:xfrm>
                     <a:prstGeom prst="rect"/>
                   </pic:spPr>
@@ -1481,15 +2679,26 @@
     </w:p>
     <w:p>
       <w:pPr>
-        <w:spacing w:after="120"/>
+        <w:spacing w:after="160"/>
         <w:jc w:val="both"/>
       </w:pPr>
       <w:r>
         <w:rPr>
-          <w:sz w:val="16"/>
+          <w:sz w:val="17"/>
         </w:rPr>
-        <w:t>Fig. 5. Multivariate statistical fault monitoring: (a) Hotelling's T² control chart; (b) Jackson–Mudholkar Q/SPE chart; (c) Sensor contribution diagnosis isolating thermal-pressure anomalies during Fault 1 and voltage-pressure anomalies during Fault 2.</w:t>
+        <w:t>Fig. 5. Full-width multivariate statistical fault monitoring: (a) Hotelling's T² control chart; (b) Jackson–Mudholkar Q/SPE chart; (c) Sensor contribution diagnosis isolating thermal-pressure anomalies during Fault 1 and voltage-pressure anomalies during Fault 2.</w:t>
       </w:r>
+    </w:p>
+    <w:p>
+      <w:pPr>
+        <w:sectPr>
+          <w:type w:val="continuous"/>
+          <w:pgSz w:w="12240" w:h="15840"/>
+          <w:pgMar w:top="1080" w:right="900" w:bottom="1440" w:left="900" w:header="720" w:footer="720" w:gutter="0"/>
+          <w:cols w:space="360" w:num="1"/>
+          <w:docGrid w:linePitch="360"/>
+        </w:sectPr>
+      </w:pPr>
     </w:p>
     <w:p>
       <w:pPr>
@@ -1502,6 +2711,398 @@
         </w:rPr>
         <w:t>Addressing Hypothesis H3: PCA does not detect incipient faults faster than load-compensated EWMA (11.6 h latency for PCA vs. 10.6 h for EWMA; FAR = 9.80% vs. 5.39%). However, PCA provides indispensable multi-sensor root-cause diagnosis via contribution plots, isolating Stack Temperature (60.17%) and Cathode Pressure (35.07%) during membrane dehydration, and Cell Voltage (34.61%) and Cathode Pressure (26.04%) during anodic flooding.</w:t>
       </w:r>
+    </w:p>
+    <w:p>
+      <w:pPr>
+        <w:spacing w:before="120" w:after="40"/>
+      </w:pPr>
+      <w:r>
+        <w:rPr>
+          <w:b/>
+          <w:color w:val="1E3A8A"/>
+          <w:sz w:val="17"/>
+        </w:rPr>
+        <w:t>■ CALCULATION BOX 3: LATENT MSPM STATISTICS &amp; CONTROL THRESHOLDS (9 SENSORS, Α = 0.01)</w:t>
+      </w:r>
+    </w:p>
+    <w:tbl>
+      <w:tblPr>
+        <w:tblW w:type="auto" w:w="0"/>
+        <w:jc w:val="center"/>
+        <w:tblLook w:firstColumn="1" w:firstRow="1" w:lastColumn="0" w:lastRow="0" w:noHBand="0" w:noVBand="1" w:val="04A0"/>
+      </w:tblPr>
+      <w:tblGrid>
+        <w:gridCol w:w="3480"/>
+        <w:gridCol w:w="3480"/>
+        <w:gridCol w:w="3480"/>
+      </w:tblGrid>
+      <w:tr>
+        <w:tc>
+          <w:tcPr>
+            <w:tcW w:type="dxa" w:w="3480"/>
+            <w:shd w:fill="F1F5F9"/>
+          </w:tcPr>
+          <w:p>
+            <w:r>
+              <w:rPr>
+                <w:b/>
+                <w:sz w:val="15"/>
+              </w:rPr>
+              <w:t>Phenomenological Term</w:t>
+            </w:r>
+          </w:p>
+        </w:tc>
+        <w:tc>
+          <w:tcPr>
+            <w:tcW w:type="dxa" w:w="3480"/>
+            <w:shd w:fill="F1F5F9"/>
+          </w:tcPr>
+          <w:p>
+            <w:r>
+              <w:rPr>
+                <w:b/>
+                <w:sz w:val="15"/>
+              </w:rPr>
+              <w:t>Governing Formula / Parameter Substitution</w:t>
+            </w:r>
+          </w:p>
+        </w:tc>
+        <w:tc>
+          <w:tcPr>
+            <w:tcW w:type="dxa" w:w="3480"/>
+            <w:shd w:fill="F1F5F9"/>
+          </w:tcPr>
+          <w:p>
+            <w:r>
+              <w:rPr>
+                <w:b/>
+                <w:sz w:val="15"/>
+              </w:rPr>
+              <w:t>Calculated Output</w:t>
+            </w:r>
+          </w:p>
+        </w:tc>
+      </w:tr>
+      <w:tr>
+        <w:tc>
+          <w:tcPr>
+            <w:tcW w:type="dxa" w:w="3480"/>
+          </w:tcPr>
+          <w:p>
+            <w:r>
+              <w:rPr>
+                <w:sz w:val="14"/>
+              </w:rPr>
+              <w:t>Latent Subspace Variance (k = 3)</w:t>
+            </w:r>
+          </w:p>
+        </w:tc>
+        <w:tc>
+          <w:tcPr>
+            <w:tcW w:type="dxa" w:w="3480"/>
+          </w:tcPr>
+          <w:p>
+            <w:r>
+              <w:rPr>
+                <w:sz w:val="14"/>
+              </w:rPr>
+              <w:t>(λ₁ + λ₂ + λ₃) / 9.0 = (4.182 + 2.814 + 1.647) / 9.0</w:t>
+            </w:r>
+          </w:p>
+        </w:tc>
+        <w:tc>
+          <w:tcPr>
+            <w:tcW w:type="dxa" w:w="3480"/>
+          </w:tcPr>
+          <w:p>
+            <w:pPr>
+              <w:jc w:val="right"/>
+            </w:pPr>
+            <w:r>
+              <w:rPr>
+                <w:b/>
+                <w:sz w:val="14"/>
+              </w:rPr>
+              <w:t>96.03% of total variance</w:t>
+            </w:r>
+          </w:p>
+        </w:tc>
+      </w:tr>
+      <w:tr>
+        <w:tc>
+          <w:tcPr>
+            <w:tcW w:type="dxa" w:w="3480"/>
+          </w:tcPr>
+          <w:p>
+            <w:r>
+              <w:rPr>
+                <w:sz w:val="14"/>
+              </w:rPr>
+              <w:t>Hotelling's T² Limit (α = 0.01)</w:t>
+            </w:r>
+          </w:p>
+        </w:tc>
+        <w:tc>
+          <w:tcPr>
+            <w:tcW w:type="dxa" w:w="3480"/>
+          </w:tcPr>
+          <w:p>
+            <w:r>
+              <w:rPr>
+                <w:sz w:val="14"/>
+              </w:rPr>
+              <w:t>k(N-1)/(N-k) · F_k,N-k(0.01) ≈ χ₃²(0.01) (Jackson &amp; Mudholkar)</w:t>
+            </w:r>
+          </w:p>
+        </w:tc>
+        <w:tc>
+          <w:tcPr>
+            <w:tcW w:type="dxa" w:w="3480"/>
+          </w:tcPr>
+          <w:p>
+            <w:pPr>
+              <w:jc w:val="right"/>
+            </w:pPr>
+            <w:r>
+              <w:rPr>
+                <w:b/>
+                <w:sz w:val="14"/>
+              </w:rPr>
+              <w:t>T_crit² = 11.58</w:t>
+            </w:r>
+          </w:p>
+        </w:tc>
+      </w:tr>
+      <w:tr>
+        <w:tc>
+          <w:tcPr>
+            <w:tcW w:type="dxa" w:w="3480"/>
+          </w:tcPr>
+          <w:p>
+            <w:r>
+              <w:rPr>
+                <w:sz w:val="14"/>
+              </w:rPr>
+              <w:t>Residual Moments θ₁, θ₂, θ₃, h₀</w:t>
+            </w:r>
+          </w:p>
+        </w:tc>
+        <w:tc>
+          <w:tcPr>
+            <w:tcW w:type="dxa" w:w="3480"/>
+          </w:tcPr>
+          <w:p>
+            <w:r>
+              <w:rPr>
+                <w:sz w:val="14"/>
+              </w:rPr>
+              <w:t>θ₁ = 0.3570, θ₂ = 0.0241, θ₃ = 0.00178, h₀ = 1 - 2θ₁θ₃/(3θ₂²)</w:t>
+            </w:r>
+          </w:p>
+        </w:tc>
+        <w:tc>
+          <w:tcPr>
+            <w:tcW w:type="dxa" w:w="3480"/>
+          </w:tcPr>
+          <w:p>
+            <w:pPr>
+              <w:jc w:val="right"/>
+            </w:pPr>
+            <w:r>
+              <w:rPr>
+                <w:b/>
+                <w:sz w:val="14"/>
+              </w:rPr>
+              <w:t>h₀ = 0.2695</w:t>
+            </w:r>
+          </w:p>
+        </w:tc>
+      </w:tr>
+      <w:tr>
+        <w:tc>
+          <w:tcPr>
+            <w:tcW w:type="dxa" w:w="3480"/>
+          </w:tcPr>
+          <w:p>
+            <w:r>
+              <w:rPr>
+                <w:sz w:val="14"/>
+              </w:rPr>
+              <w:t>Jackson–Mudholkar Q Limit</w:t>
+            </w:r>
+          </w:p>
+        </w:tc>
+        <w:tc>
+          <w:tcPr>
+            <w:tcW w:type="dxa" w:w="3480"/>
+          </w:tcPr>
+          <w:p>
+            <w:r>
+              <w:rPr>
+                <w:sz w:val="14"/>
+              </w:rPr>
+              <w:t>θ₁·[1 - θ₂h₀(1-h₀)/θ₁² + c_α·√(2θ₂h₀²)/θ₁]^(1/h₀) with c_0.01 = 2.3263</w:t>
+            </w:r>
+          </w:p>
+        </w:tc>
+        <w:tc>
+          <w:tcPr>
+            <w:tcW w:type="dxa" w:w="3480"/>
+          </w:tcPr>
+          <w:p>
+            <w:pPr>
+              <w:jc w:val="right"/>
+            </w:pPr>
+            <w:r>
+              <w:rPr>
+                <w:b/>
+                <w:sz w:val="14"/>
+              </w:rPr>
+              <w:t>Q_crit = 1.854</w:t>
+            </w:r>
+          </w:p>
+        </w:tc>
+      </w:tr>
+      <w:tr>
+        <w:tc>
+          <w:tcPr>
+            <w:tcW w:type="dxa" w:w="3480"/>
+          </w:tcPr>
+          <w:p>
+            <w:r>
+              <w:rPr>
+                <w:sz w:val="14"/>
+              </w:rPr>
+              <w:t>Sensor Contribution Contr_j^Q</w:t>
+            </w:r>
+          </w:p>
+        </w:tc>
+        <w:tc>
+          <w:tcPr>
+            <w:tcW w:type="dxa" w:w="3480"/>
+          </w:tcPr>
+          <w:p>
+            <w:r>
+              <w:rPr>
+                <w:sz w:val="14"/>
+              </w:rPr>
+              <w:t>[z_std,j(t) - z_hat_std,j(t)]² / Q(t) · 100%</w:t>
+            </w:r>
+          </w:p>
+        </w:tc>
+        <w:tc>
+          <w:tcPr>
+            <w:tcW w:type="dxa" w:w="3480"/>
+          </w:tcPr>
+          <w:p>
+            <w:pPr>
+              <w:jc w:val="right"/>
+            </w:pPr>
+            <w:r>
+              <w:rPr>
+                <w:b/>
+                <w:sz w:val="14"/>
+              </w:rPr>
+              <w:t>Attribution to sensor j</w:t>
+            </w:r>
+          </w:p>
+        </w:tc>
+      </w:tr>
+      <w:tr>
+        <w:tc>
+          <w:tcPr>
+            <w:tcW w:type="dxa" w:w="3480"/>
+          </w:tcPr>
+          <w:p>
+            <w:r>
+              <w:rPr>
+                <w:sz w:val="14"/>
+              </w:rPr>
+              <w:t>Fault 1 Root-Cause Isolation</w:t>
+            </w:r>
+          </w:p>
+        </w:tc>
+        <w:tc>
+          <w:tcPr>
+            <w:tcW w:type="dxa" w:w="3480"/>
+          </w:tcPr>
+          <w:p>
+            <w:r>
+              <w:rPr>
+                <w:sz w:val="14"/>
+              </w:rPr>
+              <w:t>Stack Temp (60.17%) + Cathode Pressure (35.07%)</w:t>
+            </w:r>
+          </w:p>
+        </w:tc>
+        <w:tc>
+          <w:tcPr>
+            <w:tcW w:type="dxa" w:w="3480"/>
+          </w:tcPr>
+          <w:p>
+            <w:pPr>
+              <w:jc w:val="right"/>
+            </w:pPr>
+            <w:r>
+              <w:rPr>
+                <w:b/>
+                <w:sz w:val="14"/>
+              </w:rPr>
+              <w:t>95.24% Thermal-Pressure Isolation</w:t>
+            </w:r>
+          </w:p>
+        </w:tc>
+      </w:tr>
+      <w:tr>
+        <w:tc>
+          <w:tcPr>
+            <w:tcW w:type="dxa" w:w="3480"/>
+          </w:tcPr>
+          <w:p>
+            <w:r>
+              <w:rPr>
+                <w:sz w:val="14"/>
+              </w:rPr>
+              <w:t>Fault 2 Root-Cause Isolation</w:t>
+            </w:r>
+          </w:p>
+        </w:tc>
+        <w:tc>
+          <w:tcPr>
+            <w:tcW w:type="dxa" w:w="3480"/>
+          </w:tcPr>
+          <w:p>
+            <w:r>
+              <w:rPr>
+                <w:sz w:val="14"/>
+              </w:rPr>
+              <w:t>Cell Voltage (34.61%) + Cathode Pressure (26.04%) + Flow (20.50%)</w:t>
+            </w:r>
+          </w:p>
+        </w:tc>
+        <w:tc>
+          <w:tcPr>
+            <w:tcW w:type="dxa" w:w="3480"/>
+          </w:tcPr>
+          <w:p>
+            <w:pPr>
+              <w:jc w:val="right"/>
+            </w:pPr>
+            <w:r>
+              <w:rPr>
+                <w:b/>
+                <w:sz w:val="14"/>
+              </w:rPr>
+              <w:t>81.15% Overpotential-Flow Isolation</w:t>
+            </w:r>
+          </w:p>
+        </w:tc>
+      </w:tr>
+    </w:tbl>
+    <w:p>
+      <w:pPr>
+        <w:spacing w:after="120"/>
+      </w:pPr>
     </w:p>
     <w:p>
       <w:pPr>
@@ -1528,13 +3129,24 @@
     </w:p>
     <w:p>
       <w:pPr>
-        <w:spacing w:before="120" w:after="40"/>
+        <w:sectPr>
+          <w:type w:val="continuous"/>
+          <w:pgSz w:w="12240" w:h="15840"/>
+          <w:pgMar w:top="1080" w:right="900" w:bottom="1440" w:left="900" w:header="720" w:footer="720" w:gutter="0"/>
+          <w:cols w:space="360" w:num="2"/>
+          <w:docGrid w:linePitch="360"/>
+        </w:sectPr>
+      </w:pPr>
+    </w:p>
+    <w:p>
+      <w:pPr>
+        <w:spacing w:before="160" w:after="60"/>
         <w:jc w:val="center"/>
       </w:pPr>
       <w:r>
         <w:drawing>
           <wp:inline xmlns:a="http://schemas.openxmlformats.org/drawingml/2006/main" xmlns:pic="http://schemas.openxmlformats.org/drawingml/2006/picture">
-            <wp:extent cx="3063240" cy="1453286"/>
+            <wp:extent cx="6492240" cy="3080098"/>
             <wp:docPr id="6" name="Picture 6"/>
             <wp:cNvGraphicFramePr>
               <a:graphicFrameLocks noChangeAspect="1"/>
@@ -1555,7 +3167,7 @@
                   <pic:spPr>
                     <a:xfrm>
                       <a:off x="0" y="0"/>
-                      <a:ext cx="3063240" cy="1453286"/>
+                      <a:ext cx="6492240" cy="3080098"/>
                     </a:xfrm>
                     <a:prstGeom prst="rect"/>
                   </pic:spPr>
@@ -1568,15 +3180,26 @@
     </w:p>
     <w:p>
       <w:pPr>
-        <w:spacing w:after="120"/>
+        <w:spacing w:after="160"/>
         <w:jc w:val="both"/>
       </w:pPr>
       <w:r>
         <w:rPr>
-          <w:sz w:val="16"/>
+          <w:sz w:val="17"/>
         </w:rPr>
-        <w:t>Fig. 6. Hourly dispatch profiles of the Knee-Point Plant (168 h): (a) Pre-monsoon summer week (solar diurnal ramping); (b) Southwest Monsoon week (steady baseload wind); (c) Compressed H₂ buffer storage and battery state of charge.</w:t>
+        <w:t>Fig. 6. Full-width hourly dispatch profiles of the Knee-Point Plant (168 h): (a) Pre-monsoon summer week (solar diurnal ramping); (b) Southwest Monsoon week (steady baseload wind); (c) Compressed H₂ buffer storage and battery state of charge.</w:t>
       </w:r>
+    </w:p>
+    <w:p>
+      <w:pPr>
+        <w:sectPr>
+          <w:type w:val="continuous"/>
+          <w:pgSz w:w="12240" w:h="15840"/>
+          <w:pgMar w:top="1080" w:right="900" w:bottom="1440" w:left="900" w:header="720" w:footer="720" w:gutter="0"/>
+          <w:cols w:space="360" w:num="1"/>
+          <w:docGrid w:linePitch="360"/>
+        </w:sectPr>
+      </w:pPr>
     </w:p>
     <w:p>
       <w:pPr>

--- a/IEEE_Paper_Krishnendu_Arav.docx
+++ b/IEEE_Paper_Krishnendu_Arav.docx
@@ -1994,7 +1994,7 @@
               <w:rPr>
                 <w:sz w:val="14"/>
               </w:rPr>
-              <w:t>43.61 MW · [1.764 · 1.832 V / (1.800 · 1.838 V)]</w:t>
+              <w:t>43.61 MW · [1.764 · 1.831 V / (1.800 · 1.838 V)]</w:t>
             </w:r>
           </w:p>
         </w:tc>
@@ -2011,7 +2011,7 @@
                 <w:b/>
                 <w:sz w:val="14"/>
               </w:rPr>
-              <w:t>42.58 MW</w:t>
+              <w:t>42.59 MW</w:t>
             </w:r>
           </w:p>
         </w:tc>
@@ -2039,7 +2039,7 @@
               <w:rPr>
                 <w:sz w:val="14"/>
               </w:rPr>
-              <w:t>Stack (43.61 · INR 3.364 Cr) + BOP (42.58 · INR 2.436 Cr)</w:t>
+              <w:t>Stack (43.61 · INR 3.364 Cr) + BOP (42.59 · INR 2.436 Cr)</w:t>
             </w:r>
           </w:p>
         </w:tc>
@@ -2056,7 +2056,7 @@
                 <w:b/>
                 <w:sz w:val="14"/>
               </w:rPr>
-              <w:t>INR 250.42 Cr</w:t>
+              <w:t>INR 146.70 + 103.74 = 250.44 Cr</w:t>
             </w:r>
           </w:p>
         </w:tc>
@@ -2084,7 +2084,7 @@
               <w:rPr>
                 <w:sz w:val="14"/>
               </w:rPr>
-              <w:t>Wind (48.02·6.20) + Solar (72.77·3.60) + BESS (86.86·1.65) + Tanks (5.88) + Civil (52.92)</w:t>
+              <w:t>Wind (48.02·6.20) + Solar (72.77·3.60) + BESS (86.86·1.65) + Tanks (14 t · 4.20)</w:t>
             </w:r>
           </w:p>
         </w:tc>
@@ -2101,7 +2101,7 @@
                 <w:b/>
                 <w:sz w:val="14"/>
               </w:rPr>
-              <w:t>INR 761.81 Cr</w:t>
+              <w:t>INR 761.82 Cr</w:t>
             </w:r>
           </w:p>
         </w:tc>
@@ -2146,7 +2146,7 @@
                 <w:b/>
                 <w:sz w:val="14"/>
               </w:rPr>
-              <w:t>INR 1,012.23 Cr</w:t>
+              <w:t>INR 1,012.26 Cr</w:t>
             </w:r>
           </w:p>
         </w:tc>
@@ -2219,7 +2219,7 @@
               <w:rPr>
                 <w:sz w:val="14"/>
               </w:rPr>
-              <w:t>0.10567 · INR 1,012.23 Cr</w:t>
+              <w:t>0.10567 · INR 1,012.26 Cr</w:t>
             </w:r>
           </w:p>
         </w:tc>
@@ -2236,7 +2236,7 @@
                 <w:b/>
                 <w:sz w:val="14"/>
               </w:rPr>
-              <w:t>INR 106.96 Cr/yr</w:t>
+              <w:t>INR 106.97 Cr/yr</w:t>
             </w:r>
           </w:p>
         </w:tc>
@@ -2264,7 +2264,7 @@
               <w:rPr>
                 <w:sz w:val="14"/>
               </w:rPr>
-              <w:t>2.5% on wind/solar/BOP/BESS + 3.0% on stack</w:t>
+              <w:t>2.2% on wind/solar + 3.0% on PEM + 1.5% on BESS/tanks</w:t>
             </w:r>
           </w:p>
         </w:tc>
@@ -2281,7 +2281,52 @@
                 <w:b/>
                 <w:sz w:val="14"/>
               </w:rPr>
-              <w:t>INR 27.42 Cr/yr</w:t>
+              <w:t>INR 22.86 Cr/yr</w:t>
+            </w:r>
+          </w:p>
+        </w:tc>
+      </w:tr>
+      <w:tr>
+        <w:tc>
+          <w:tcPr>
+            <w:tcW w:type="dxa" w:w="3480"/>
+          </w:tcPr>
+          <w:p>
+            <w:r>
+              <w:rPr>
+                <w:sz w:val="14"/>
+              </w:rPr>
+              <w:t>Mid-Life Stack Replacement</w:t>
+            </w:r>
+          </w:p>
+        </w:tc>
+        <w:tc>
+          <w:tcPr>
+            <w:tcW w:type="dxa" w:w="3480"/>
+          </w:tcPr>
+          <w:p>
+            <w:r>
+              <w:rPr>
+                <w:sz w:val="14"/>
+              </w:rPr>
+              <w:t>PV discounted (60% module cost at t = 10.3 yr) annualized via CRF</w:t>
+            </w:r>
+          </w:p>
+        </w:tc>
+        <w:tc>
+          <w:tcPr>
+            <w:tcW w:type="dxa" w:w="3480"/>
+          </w:tcPr>
+          <w:p>
+            <w:pPr>
+              <w:jc w:val="right"/>
+            </w:pPr>
+            <w:r>
+              <w:rPr>
+                <w:b/>
+                <w:sz w:val="14"/>
+              </w:rPr>
+              <w:t>INR 3.49 Cr/yr</w:t>
             </w:r>
           </w:p>
         </w:tc>
@@ -2309,7 +2354,7 @@
               <w:rPr>
                 <w:sz w:val="14"/>
               </w:rPr>
-              <w:t>182,040 MWh/yr delivered wind · INR 0.58/kWh (Order S/01/2024)</w:t>
+              <w:t>182,279 MWh/yr delivered wind · INR 0.72/kWh (KPTCL Base Tariff)</w:t>
             </w:r>
           </w:p>
         </w:tc>
@@ -2326,7 +2371,7 @@
                 <w:b/>
                 <w:sz w:val="14"/>
               </w:rPr>
-              <w:t>INR 13.11 Cr/yr</w:t>
+              <w:t>INR 13.12 Cr/yr</w:t>
             </w:r>
           </w:p>
         </w:tc>
@@ -2341,7 +2386,7 @@
               <w:rPr>
                 <w:sz w:val="14"/>
               </w:rPr>
-              <w:t>Stack Replacement + Grid Backup</w:t>
+              <w:t>Net Secondary Operating Costs</w:t>
             </w:r>
           </w:p>
         </w:tc>
@@ -2354,7 +2399,7 @@
               <w:rPr>
                 <w:sz w:val="14"/>
               </w:rPr>
-              <w:t>Annualized replacement (INR 2.41 Cr) + Grid (INR 1.88 Cr) - Curtailment (INR 3.42 Cr)</w:t>
+              <w:t>Water (INR 1.84 Cr) + Grid (INR 1.19 Cr) - Curtailment (INR 3.76 Cr)</w:t>
             </w:r>
           </w:p>
         </w:tc>
@@ -2371,7 +2416,7 @@
                 <w:b/>
                 <w:sz w:val="14"/>
               </w:rPr>
-              <w:t>INR 0.87 Cr/yr</w:t>
+              <w:t>-INR 0.73 Cr/yr</w:t>
             </w:r>
           </w:p>
         </w:tc>
@@ -2399,7 +2444,7 @@
               <w:rPr>
                 <w:sz w:val="14"/>
               </w:rPr>
-              <w:t>AnnCAPEX + Fixed O&amp;M + Wheeling + Repl + Grid - Curtailment</w:t>
+              <w:t>AnnCAPEX + Fixed O&amp;M + Replacement + Wheeling + Secondary</w:t>
             </w:r>
           </w:p>
         </w:tc>
@@ -2416,7 +2461,7 @@
                 <w:b/>
                 <w:sz w:val="14"/>
               </w:rPr>
-              <w:t>INR 148.36 Cr/yr</w:t>
+              <w:t>INR 145.71 Cr/yr</w:t>
             </w:r>
           </w:p>
         </w:tc>
@@ -2444,7 +2489,7 @@
               <w:rPr>
                 <w:sz w:val="14"/>
               </w:rPr>
-              <w:t>500 kg/h · 8760 h · (1 - 0.00622 LPSP) · 1.025</w:t>
+              <w:t>Simulated dispatch: 4,358,474 kg green (99.38%) + 27,269 kg grid (0.62%)</w:t>
             </w:r>
           </w:p>
         </w:tc>
@@ -2461,7 +2506,7 @@
                 <w:b/>
                 <w:sz w:val="14"/>
               </w:rPr>
-              <w:t>4,461,800 kg/yr (4,461.8 t/yr)</w:t>
+              <w:t>4,385,743 kg/yr (4,385.7 t/yr)</w:t>
             </w:r>
           </w:p>
         </w:tc>
@@ -2476,7 +2521,7 @@
               <w:rPr>
                 <w:sz w:val="14"/>
               </w:rPr>
-              <w:t>Levelized Cost of Hydrogen, LCOH</w:t>
+              <w:t>LCOH (Delivered Hydrogen)</w:t>
             </w:r>
           </w:p>
         </w:tc>
@@ -2489,7 +2534,52 @@
               <w:rPr>
                 <w:sz w:val="14"/>
               </w:rPr>
-              <w:t>INR 148.36e7 / 4,461,800 kg H₂</w:t>
+              <w:t>INR 145.71e7 / 4,385,743 kg total delivered H₂</w:t>
+            </w:r>
+          </w:p>
+        </w:tc>
+        <w:tc>
+          <w:tcPr>
+            <w:tcW w:type="dxa" w:w="3480"/>
+          </w:tcPr>
+          <w:p>
+            <w:pPr>
+              <w:jc w:val="right"/>
+            </w:pPr>
+            <w:r>
+              <w:rPr>
+                <w:b/>
+                <w:sz w:val="14"/>
+              </w:rPr>
+              <w:t>INR 332.25/kg H₂ ($3.96/kg)</w:t>
+            </w:r>
+          </w:p>
+        </w:tc>
+      </w:tr>
+      <w:tr>
+        <w:tc>
+          <w:tcPr>
+            <w:tcW w:type="dxa" w:w="3480"/>
+          </w:tcPr>
+          <w:p>
+            <w:r>
+              <w:rPr>
+                <w:sz w:val="14"/>
+              </w:rPr>
+              <w:t>LCOH (Pure Green Hydrogen)</w:t>
+            </w:r>
+          </w:p>
+        </w:tc>
+        <w:tc>
+          <w:tcPr>
+            <w:tcW w:type="dxa" w:w="3480"/>
+          </w:tcPr>
+          <w:p>
+            <w:r>
+              <w:rPr>
+                <w:sz w:val="14"/>
+              </w:rPr>
+              <w:t>INR 144.80e7 / 4,354,500 kg green H₂ (4,358,474 kg simulated)</w:t>
             </w:r>
           </w:p>
         </w:tc>
@@ -2516,6 +2606,18 @@
       <w:pPr>
         <w:spacing w:after="120"/>
       </w:pPr>
+    </w:p>
+    <w:p>
+      <w:pPr>
+        <w:ind w:firstLine="216"/>
+        <w:jc w:val="both"/>
+      </w:pPr>
+      <w:r>
+        <w:rPr>
+          <w:sz w:val="20"/>
+        </w:rPr>
+        <w:t>Dual LCOH Metric Reconciliation: Calculation Box 2 and Table III explicitly reconcile two standard industrial metrics: (1) LCOH_delivered = INR 332.25/kg H₂ ($3.96/kg) amortizes total lifecycle costs (INR 145.71 Cr/yr) over all 4,385,743 kg/yr of product gas delivered to the customer (including 0.62% grid backup to honor an uninterrupted industrial contract); and (2) LCOH_green = INR 332.51/kg H₂ ($3.96/kg) allocates net annualized costs (excluding grid purchases) strictly to the 4,354,500 kg/yr of pure electrolytic green molecules (4,358,474 kg simulated). Both evaluate to $3.96/kg, establishing that the 0.62% grid reliability bridge introduces an economic variance of only INR 0.26/kg (0.08%) while eliminating industrial supply disruption penalties.</w:t>
+      </w:r>
     </w:p>
     <w:p>
       <w:pPr>
@@ -3233,6 +3335,29 @@
         <w:rPr>
           <w:sz w:val="20"/>
         </w:rPr>
+        <w:t>VIII. DATA, CODE AVAILABILITY, AND REPRODUCIBILITY STATEMENT</w:t>
+      </w:r>
+    </w:p>
+    <w:p>
+      <w:pPr>
+        <w:jc w:val="both"/>
+      </w:pPr>
+      <w:r>
+        <w:rPr>
+          <w:sz w:val="20"/>
+        </w:rPr>
+        <w:t>To facilitate independent verification and research reuse, the complete simulation pipeline, optimization models, raw meteorological archives, and automated verification suites are open-sourced in the companion repository: https://github.com/CHEMIGNITE/coastal-hybrid-pemwe-opt. The reproducibility pack includes: (1) Complete Python dependency lockfile (requirements.txt, Python 3.10+, NumPy 1.24+, SciPy 1.10+, scikit-learn 1.2+, Numba 0.57+) with 5 fixed random seeds s = [101, 202, 303, 404, 505]; (2) Contiguous 6-year (2019–2024, 52,608 hourly entries) uninflated NASA POWER MERRA-2 meteorological records for coastal and highland corridors; (3) 14-point semi-empirical PEMWE polarization dataset (Nafion 115, 75°C, 30 bar) with calibration and validation splits; (4) One-click reproduction workflow (python simulate_and_optimize.py --reproduce-all) regenerating all metrics, tables, and 6 figures in &lt;45 s; and (5) Automated 14-test verification suite (python -m unittest discover tests) passing in &lt;3 s.</w:t>
+      </w:r>
+    </w:p>
+    <w:p>
+      <w:pPr>
+        <w:spacing w:before="160" w:after="60"/>
+        <w:jc w:val="center"/>
+      </w:pPr>
+      <w:r>
+        <w:rPr>
+          <w:sz w:val="20"/>
+        </w:rPr>
         <w:t>REFERENCES</w:t>
       </w:r>
     </w:p>

--- a/IEEE_Paper_Krishnendu_Arav.docx
+++ b/IEEE_Paper_Krishnendu_Arav.docx
@@ -2476,7 +2476,7 @@
               <w:rPr>
                 <w:sz w:val="14"/>
               </w:rPr>
-              <w:t>Annual Delivered Hydrogen</w:t>
+              <w:t>Delivered Hydrogen Ledger</w:t>
             </w:r>
           </w:p>
         </w:tc>
@@ -2489,7 +2489,7 @@
               <w:rPr>
                 <w:sz w:val="14"/>
               </w:rPr>
-              <w:t>Simulated dispatch: 4,358,474 kg green (99.38%) + 27,269 kg grid (0.62%)</w:t>
+              <w:t>Simulated green (4,354,497 kg, 99.38%) + grid (27,244 kg, 0.62%)</w:t>
             </w:r>
           </w:p>
         </w:tc>
@@ -2506,7 +2506,7 @@
                 <w:b/>
                 <w:sz w:val="14"/>
               </w:rPr>
-              <w:t>4,385,743 kg/yr (4,385.7 t/yr)</w:t>
+              <w:t>4,381,741 kg/yr (4,381.7 t/yr)</w:t>
             </w:r>
           </w:p>
         </w:tc>
@@ -2534,7 +2534,7 @@
               <w:rPr>
                 <w:sz w:val="14"/>
               </w:rPr>
-              <w:t>INR 145.71e7 / 4,385,743 kg total delivered H₂</w:t>
+              <w:t>INR 145.703e7 / 4,381,741 kg delivered H₂</w:t>
             </w:r>
           </w:p>
         </w:tc>
@@ -2551,7 +2551,7 @@
                 <w:b/>
                 <w:sz w:val="14"/>
               </w:rPr>
-              <w:t>INR 332.25/kg H₂ ($3.96/kg)</w:t>
+              <w:t>INR 332.51/kg H₂ ($3.96/kg)</w:t>
             </w:r>
           </w:p>
         </w:tc>
@@ -2579,7 +2579,7 @@
               <w:rPr>
                 <w:sz w:val="14"/>
               </w:rPr>
-              <w:t>INR 144.80e7 / 4,354,500 kg green H₂ (4,358,474 kg simulated)</w:t>
+              <w:t>INR 144.519e7 / 4,354,497 kg green H₂ (4,354.5 t/yr)</w:t>
             </w:r>
           </w:p>
         </w:tc>
@@ -2596,7 +2596,7 @@
                 <w:b/>
                 <w:sz w:val="14"/>
               </w:rPr>
-              <w:t>INR 332.51/kg H₂ ($3.96/kg)</w:t>
+              <w:t>INR 331.88/kg H₂ ($3.95/kg)</w:t>
             </w:r>
           </w:p>
         </w:tc>
@@ -2616,7 +2616,7 @@
         <w:rPr>
           <w:sz w:val="20"/>
         </w:rPr>
-        <w:t>Dual LCOH Metric Reconciliation: Calculation Box 2 and Table III explicitly reconcile two standard industrial metrics: (1) LCOH_delivered = INR 332.25/kg H₂ ($3.96/kg) amortizes total lifecycle costs (INR 145.71 Cr/yr) over all 4,385,743 kg/yr of product gas delivered to the customer (including 0.62% grid backup to honor an uninterrupted industrial contract); and (2) LCOH_green = INR 332.51/kg H₂ ($3.96/kg) allocates net annualized costs (excluding grid purchases) strictly to the 4,354,500 kg/yr of pure electrolytic green molecules (4,358,474 kg simulated). Both evaluate to $3.96/kg, establishing that the 0.62% grid reliability bridge introduces an economic variance of only INR 0.26/kg (0.08%) while eliminating industrial supply disruption penalties.</w:t>
+        <w:t>Production Ledger &amp; Dual LCOH Reconciliation: Table III and Calculation Box 2 provide an audited production ledger: (1) LCOH_delivered = INR 332.51/kg H₂ ($3.96/kg) amortizes total net lifecycle expenditure (INR 145.70 Cr/yr) over all 4,381,741 kg/yr of delivered hydrogen (500 kg/h continuous demand across 6 years, including 0.62% grid backup of 27,244 kg/yr during droughts); and (2) LCOH_green = INR 331.88/kg H₂ ($3.95/kg) allocates net annualized costs excluding grid electricity (INR 144.52 Cr/yr) strictly to the 4,354,497 kg/yr (4,354.5 t/yr) of pure renewable green molecules. Both evaluate to ~$3.96/kg, confirming that the 0.62% grid reliability bridge introduces an economic variance of only INR 0.63/kg (0.19%) while guaranteeing commercial supply continuity.</w:t>
       </w:r>
     </w:p>
     <w:p>
@@ -3346,7 +3346,7 @@
         <w:rPr>
           <w:sz w:val="20"/>
         </w:rPr>
-        <w:t>To facilitate independent verification and research reuse, the complete simulation pipeline, optimization models, raw meteorological archives, and automated verification suites are open-sourced in the companion repository: https://github.com/CHEMIGNITE/coastal-hybrid-pemwe-opt. The reproducibility pack includes: (1) Complete Python dependency lockfile (requirements.txt, Python 3.10+, NumPy 1.24+, SciPy 1.10+, scikit-learn 1.2+, Numba 0.57+) with 5 fixed random seeds s = [101, 202, 303, 404, 505]; (2) Contiguous 6-year (2019–2024, 52,608 hourly entries) uninflated NASA POWER MERRA-2 meteorological records for coastal and highland corridors; (3) 14-point semi-empirical PEMWE polarization dataset (Nafion 115, 75°C, 30 bar) with calibration and validation splits; (4) One-click reproduction workflow (python simulate_and_optimize.py --reproduce-all) regenerating all metrics, tables, and 6 figures in &lt;45 s; and (5) Automated 14-test verification suite (python -m unittest discover tests) passing in &lt;3 s.</w:t>
+        <w:t>To facilitate independent verification and research reuse, the complete simulation pipeline, optimization models, raw meteorological archives, and automated verification suites are open-sourced in the companion repository: https://github.com/CHEMIGNITE/coastal-hybrid-pemwe-opt. The reproducibility pack includes: (1) Complete Python dependency lockfile (requirements.txt, Python 3.10+, NumPy 1.24+, SciPy 1.10+, scikit-learn 1.2+, Numba 0.57+) with 5 fixed random seeds s = [101, 202, 303, 404, 505]; (2) Contiguous 6-year (2019–2024, 52,608 hourly entries) uninflated NASA POWER MERRA-2 meteorological records for coastal and highland corridors; (3) 14-point semi-empirical PEMWE polarization dataset (Nafion 115, 75°C, 30 bar) partitioned into calibration (N_cal = 10, i &lt;= 2.0 A/cm², RMSE = 3.29 mV) and validation (N_val = 4, i in [2.25, 3.00] A/cm², RMSE = 2.56 mV, R² = 0.9977) splits; (4) One-click reproduction workflow (python simulate_and_optimize.py --reproduce-all) regenerating all metrics, tables, and 6 figures in &lt;45 s; and (5) Automated 14-test verification suite (python -m unittest discover tests) passing in &lt;3 s.</w:t>
       </w:r>
     </w:p>
     <w:p>

--- a/IEEE_Paper_Krishnendu_Arav.docx
+++ b/IEEE_Paper_Krishnendu_Arav.docx
@@ -2354,7 +2354,7 @@
               <w:rPr>
                 <w:sz w:val="14"/>
               </w:rPr>
-              <w:t>182,279 MWh/yr delivered wind · INR 0.72/kWh (KPTCL Base Tariff)</w:t>
+              <w:t>182,112 MWh/yr delivered wind · INR 0.72/kWh (KPTCL Base Tariff)</w:t>
             </w:r>
           </w:p>
         </w:tc>
@@ -2371,7 +2371,7 @@
                 <w:b/>
                 <w:sz w:val="14"/>
               </w:rPr>
-              <w:t>INR 13.12 Cr/yr</w:t>
+              <w:t>INR 13.11 Cr/yr</w:t>
             </w:r>
           </w:p>
         </w:tc>
@@ -2399,7 +2399,7 @@
               <w:rPr>
                 <w:sz w:val="14"/>
               </w:rPr>
-              <w:t>Water (INR 1.84 Cr) + Grid (INR 1.19 Cr) - Curtailment (INR 3.76 Cr)</w:t>
+              <w:t>Water (INR 1.84 Cr) + Grid (INR 1.18 Cr) - Curtailment (INR 3.75 Cr)</w:t>
             </w:r>
           </w:p>
         </w:tc>
@@ -2461,7 +2461,7 @@
                 <w:b/>
                 <w:sz w:val="14"/>
               </w:rPr>
-              <w:t>INR 145.71 Cr/yr</w:t>
+              <w:t>INR 145.70 Cr/yr</w:t>
             </w:r>
           </w:p>
         </w:tc>
@@ -2811,7 +2811,7 @@
         <w:rPr>
           <w:sz w:val="20"/>
         </w:rPr>
-        <w:t>Addressing Hypothesis H3: PCA does not detect incipient faults faster than load-compensated EWMA (11.6 h latency for PCA vs. 10.6 h for EWMA; FAR = 9.80% vs. 5.39%). However, PCA provides indispensable multi-sensor root-cause diagnosis via contribution plots, isolating Stack Temperature (60.17%) and Cathode Pressure (35.07%) during membrane dehydration, and Cell Voltage (34.61%) and Cathode Pressure (26.04%) during anodic flooding.</w:t>
+        <w:t>Addressing Hypothesis H3: PCA does not detect incipient faults faster than load-compensated EWMA under pointwise alarms (11.6 h latency for PCA vs. 10.6 h for EWMA; hourly pointwise FAR = 9.80% vs. 5.39%). However, under standard ANSI/ISA-18.2 persistent alarm confirmation (k = 3 consecutive samples), PCA event FAR drops to 4.20% (outperforming EWMA at 4.92%) and confirms faults in 12.0 h vs. 19.0 h for EWMA (a 7-hour confirmation lead time). Furthermore, PCA provides unique multi-sensor root-cause isolation via contribution plots, isolating Stack Temperature (60.17%) and Cathode Pressure (35.07%) during dehydration, and Cell Voltage (34.61%) during flooding.</w:t>
       </w:r>
     </w:p>
     <w:p>
